--- a/Programmes/Sous_programmes/templates/template_note_fr.docx
+++ b/Programmes/Sous_programmes/templates/template_note_fr.docx
@@ -1,22 +1,24 @@
 
 <file path=word/document.xml><?xml version="1.0" encoding="utf-8"?>
-<w:document xmlns:wpc="http://schemas.microsoft.com/office/word/2010/wordprocessingCanvas" xmlns:cx="http://schemas.microsoft.com/office/drawing/2014/chartex" xmlns:cx1="http://schemas.microsoft.com/office/drawing/2015/9/8/chartex" xmlns:cx2="http://schemas.microsoft.com/office/drawing/2015/10/21/chartex" xmlns:cx3="http://schemas.microsoft.com/office/drawing/2016/5/9/chartex" xmlns:cx4="http://schemas.microsoft.com/office/drawing/2016/5/10/chartex" xmlns:cx5="http://schemas.microsoft.com/office/drawing/2016/5/11/chartex" xmlns:cx6="http://schemas.microsoft.com/office/drawing/2016/5/12/chartex" xmlns:cx7="http://schemas.microsoft.com/office/drawing/2016/5/13/chartex" xmlns:cx8="http://schemas.microsoft.com/office/drawing/2016/5/14/chartex" xmlns:mc="http://schemas.openxmlformats.org/markup-compatibility/2006" xmlns:aink="http://schemas.microsoft.com/office/drawing/2016/ink" xmlns:am3d="http://schemas.microsoft.com/office/drawing/2017/model3d" xmlns:o="urn:schemas-microsoft-com:office:office" xmlns:oel="http://schemas.microsoft.com/office/2019/extlst" xmlns:r="http://schemas.openxmlformats.org/officeDocument/2006/relationships" xmlns:m="http://schemas.openxmlformats.org/officeDocument/2006/math" xmlns:v="urn:schemas-microsoft-com:vml" xmlns:wp14="http://schemas.microsoft.com/office/word/2010/wordprocessingDrawing" xmlns:wp="http://schemas.openxmlformats.org/drawingml/2006/wordprocessingDrawing" xmlns:w10="urn:schemas-microsoft-com:office:word" xmlns:w="http://schemas.openxmlformats.org/wordprocessingml/2006/main" xmlns:w14="http://schemas.microsoft.com/office/word/2010/wordml" xmlns:w15="http://schemas.microsoft.com/office/word/2012/wordml" xmlns:w16cex="http://schemas.microsoft.com/office/word/2018/wordml/cex" xmlns:w16cid="http://schemas.microsoft.com/office/word/2016/wordml/cid" xmlns:w16="http://schemas.microsoft.com/office/word/2018/wordml" xmlns:w16du="http://schemas.microsoft.com/office/word/2023/wordml/word16du" xmlns:w16sdtdh="http://schemas.microsoft.com/office/word/2020/wordml/sdtdatahash" xmlns:w16sdtfl="http://schemas.microsoft.com/office/word/2024/wordml/sdtformatlock" xmlns:w16se="http://schemas.microsoft.com/office/word/2015/wordml/symex" xmlns:wpg="http://schemas.microsoft.com/office/word/2010/wordprocessingGroup" xmlns:wpi="http://schemas.microsoft.com/office/word/2010/wordprocessingInk" xmlns:wne="http://schemas.microsoft.com/office/word/2006/wordml" xmlns:wps="http://schemas.microsoft.com/office/word/2010/wordprocessingShape" mc:Ignorable="w14 w15 w16se w16cid w16 w16cex w16sdtdh w16sdtfl w16du wp14">
+<w:document xmlns:ve="http://schemas.openxmlformats.org/markup-compatibility/2006" xmlns:o="urn:schemas-microsoft-com:office:office" xmlns:r="http://schemas.openxmlformats.org/officeDocument/2006/relationships" xmlns:m="http://schemas.openxmlformats.org/officeDocument/2006/math" xmlns:v="urn:schemas-microsoft-com:vml" xmlns:wp="http://schemas.openxmlformats.org/drawingml/2006/wordprocessingDrawing" xmlns:w10="urn:schemas-microsoft-com:office:word" xmlns:w="http://schemas.openxmlformats.org/wordprocessingml/2006/main" xmlns:wne="http://schemas.microsoft.com/office/word/2006/wordml">
   <w:body>
     <w:p>
       <w:pPr>
-        <w:pStyle w:val="ipccorps"/>
+        <w:pStyle w:val="ipctitre0"/>
+      </w:pPr>
+    </w:p>
+    <w:p>
+      <w:pPr>
+        <w:pStyle w:val="ipcpara0"/>
       </w:pPr>
     </w:p>
     <w:sectPr>
-      <w:headerReference w:type="even" r:id="rId7"/>
-      <w:headerReference w:type="default" r:id="rId8"/>
-      <w:footerReference w:type="even" r:id="rId9"/>
-      <w:footerReference w:type="default" r:id="rId10"/>
-      <w:headerReference w:type="first" r:id="rId11"/>
-      <w:footerReference w:type="first" r:id="rId12"/>
+      <w:headerReference w:type="first" r:id="rId7"/>
+      <w:footerReference w:type="first" r:id="rId8"/>
       <w:pgSz w:w="11906" w:h="16838"/>
-      <w:pgMar w:top="720" w:right="720" w:bottom="720" w:left="720" w:header="397" w:footer="737" w:gutter="0"/>
-      <w:cols w:space="708"/>
+      <w:pgMar w:top="253" w:right="720" w:bottom="794" w:left="720" w:header="397" w:footer="0" w:gutter="0"/>
+      <w:cols w:space="720"/>
+      <w:formProt w:val="0"/>
       <w:docGrid w:linePitch="360"/>
     </w:sectPr>
   </w:body>
@@ -24,8 +26,8 @@
 </file>
 
 <file path=word/endnotes.xml><?xml version="1.0" encoding="utf-8"?>
-<w:endnotes xmlns:wpc="http://schemas.microsoft.com/office/word/2010/wordprocessingCanvas" xmlns:cx="http://schemas.microsoft.com/office/drawing/2014/chartex" xmlns:cx1="http://schemas.microsoft.com/office/drawing/2015/9/8/chartex" xmlns:cx2="http://schemas.microsoft.com/office/drawing/2015/10/21/chartex" xmlns:cx3="http://schemas.microsoft.com/office/drawing/2016/5/9/chartex" xmlns:cx4="http://schemas.microsoft.com/office/drawing/2016/5/10/chartex" xmlns:cx5="http://schemas.microsoft.com/office/drawing/2016/5/11/chartex" xmlns:cx6="http://schemas.microsoft.com/office/drawing/2016/5/12/chartex" xmlns:cx7="http://schemas.microsoft.com/office/drawing/2016/5/13/chartex" xmlns:cx8="http://schemas.microsoft.com/office/drawing/2016/5/14/chartex" xmlns:mc="http://schemas.openxmlformats.org/markup-compatibility/2006" xmlns:aink="http://schemas.microsoft.com/office/drawing/2016/ink" xmlns:am3d="http://schemas.microsoft.com/office/drawing/2017/model3d" xmlns:o="urn:schemas-microsoft-com:office:office" xmlns:oel="http://schemas.microsoft.com/office/2019/extlst" xmlns:r="http://schemas.openxmlformats.org/officeDocument/2006/relationships" xmlns:m="http://schemas.openxmlformats.org/officeDocument/2006/math" xmlns:v="urn:schemas-microsoft-com:vml" xmlns:wp14="http://schemas.microsoft.com/office/word/2010/wordprocessingDrawing" xmlns:wp="http://schemas.openxmlformats.org/drawingml/2006/wordprocessingDrawing" xmlns:w10="urn:schemas-microsoft-com:office:word" xmlns:w="http://schemas.openxmlformats.org/wordprocessingml/2006/main" xmlns:w14="http://schemas.microsoft.com/office/word/2010/wordml" xmlns:w15="http://schemas.microsoft.com/office/word/2012/wordml" xmlns:w16cex="http://schemas.microsoft.com/office/word/2018/wordml/cex" xmlns:w16cid="http://schemas.microsoft.com/office/word/2016/wordml/cid" xmlns:w16="http://schemas.microsoft.com/office/word/2018/wordml" xmlns:w16du="http://schemas.microsoft.com/office/word/2023/wordml/word16du" xmlns:w16sdtdh="http://schemas.microsoft.com/office/word/2020/wordml/sdtdatahash" xmlns:w16sdtfl="http://schemas.microsoft.com/office/word/2024/wordml/sdtformatlock" xmlns:w16se="http://schemas.microsoft.com/office/word/2015/wordml/symex" xmlns:wpg="http://schemas.microsoft.com/office/word/2010/wordprocessingGroup" xmlns:wpi="http://schemas.microsoft.com/office/word/2010/wordprocessingInk" xmlns:wne="http://schemas.microsoft.com/office/word/2006/wordml" xmlns:wps="http://schemas.microsoft.com/office/word/2010/wordprocessingShape" mc:Ignorable="w14 w15 w16se w16cid w16 w16cex w16sdtdh w16sdtfl w16du wp14">
-  <w:endnote w:type="separator" w:id="-1">
+<w:endnotes xmlns:ve="http://schemas.openxmlformats.org/markup-compatibility/2006" xmlns:o="urn:schemas-microsoft-com:office:office" xmlns:r="http://schemas.openxmlformats.org/officeDocument/2006/relationships" xmlns:m="http://schemas.openxmlformats.org/officeDocument/2006/math" xmlns:v="urn:schemas-microsoft-com:vml" xmlns:wp="http://schemas.openxmlformats.org/drawingml/2006/wordprocessingDrawing" xmlns:w10="urn:schemas-microsoft-com:office:word" xmlns:w="http://schemas.openxmlformats.org/wordprocessingml/2006/main" xmlns:wne="http://schemas.microsoft.com/office/word/2006/wordml">
+  <w:endnote w:type="separator" w:id="0">
     <w:p>
       <w:pPr>
         <w:spacing w:after="0" w:line="240" w:lineRule="auto"/>
@@ -35,7 +37,7 @@
       </w:r>
     </w:p>
   </w:endnote>
-  <w:endnote w:type="continuationSeparator" w:id="0">
+  <w:endnote w:type="continuationSeparator" w:id="1">
     <w:p>
       <w:pPr>
         <w:spacing w:after="0" w:line="240" w:lineRule="auto"/>
@@ -49,38 +51,80 @@
 </file>
 
 <file path=word/footer1.xml><?xml version="1.0" encoding="utf-8"?>
-<w:ftr xmlns:wpc="http://schemas.microsoft.com/office/word/2010/wordprocessingCanvas" xmlns:cx="http://schemas.microsoft.com/office/drawing/2014/chartex" xmlns:cx1="http://schemas.microsoft.com/office/drawing/2015/9/8/chartex" xmlns:cx2="http://schemas.microsoft.com/office/drawing/2015/10/21/chartex" xmlns:cx3="http://schemas.microsoft.com/office/drawing/2016/5/9/chartex" xmlns:cx4="http://schemas.microsoft.com/office/drawing/2016/5/10/chartex" xmlns:cx5="http://schemas.microsoft.com/office/drawing/2016/5/11/chartex" xmlns:cx6="http://schemas.microsoft.com/office/drawing/2016/5/12/chartex" xmlns:cx7="http://schemas.microsoft.com/office/drawing/2016/5/13/chartex" xmlns:cx8="http://schemas.microsoft.com/office/drawing/2016/5/14/chartex" xmlns:mc="http://schemas.openxmlformats.org/markup-compatibility/2006" xmlns:aink="http://schemas.microsoft.com/office/drawing/2016/ink" xmlns:am3d="http://schemas.microsoft.com/office/drawing/2017/model3d" xmlns:o="urn:schemas-microsoft-com:office:office" xmlns:oel="http://schemas.microsoft.com/office/2019/extlst" xmlns:r="http://schemas.openxmlformats.org/officeDocument/2006/relationships" xmlns:m="http://schemas.openxmlformats.org/officeDocument/2006/math" xmlns:v="urn:schemas-microsoft-com:vml" xmlns:wp14="http://schemas.microsoft.com/office/word/2010/wordprocessingDrawing" xmlns:wp="http://schemas.openxmlformats.org/drawingml/2006/wordprocessingDrawing" xmlns:w10="urn:schemas-microsoft-com:office:word" xmlns:w="http://schemas.openxmlformats.org/wordprocessingml/2006/main" xmlns:w14="http://schemas.microsoft.com/office/word/2010/wordml" xmlns:w15="http://schemas.microsoft.com/office/word/2012/wordml" xmlns:w16cex="http://schemas.microsoft.com/office/word/2018/wordml/cex" xmlns:w16cid="http://schemas.microsoft.com/office/word/2016/wordml/cid" xmlns:w16="http://schemas.microsoft.com/office/word/2018/wordml" xmlns:w16du="http://schemas.microsoft.com/office/word/2023/wordml/word16du" xmlns:w16sdtdh="http://schemas.microsoft.com/office/word/2020/wordml/sdtdatahash" xmlns:w16sdtfl="http://schemas.microsoft.com/office/word/2024/wordml/sdtformatlock" xmlns:w16se="http://schemas.microsoft.com/office/word/2015/wordml/symex" xmlns:wpg="http://schemas.microsoft.com/office/word/2010/wordprocessingGroup" xmlns:wpi="http://schemas.microsoft.com/office/word/2010/wordprocessingInk" xmlns:wne="http://schemas.microsoft.com/office/word/2006/wordml" xmlns:wps="http://schemas.microsoft.com/office/word/2010/wordprocessingShape" mc:Ignorable="w14 w15 w16se w16cid w16 w16cex w16sdtdh w16sdtfl w16du wp14">
+<w:ftr xmlns:ve="http://schemas.openxmlformats.org/markup-compatibility/2006" xmlns:o="urn:schemas-microsoft-com:office:office" xmlns:r="http://schemas.openxmlformats.org/officeDocument/2006/relationships" xmlns:m="http://schemas.openxmlformats.org/officeDocument/2006/math" xmlns:v="urn:schemas-microsoft-com:vml" xmlns:wp="http://schemas.openxmlformats.org/drawingml/2006/wordprocessingDrawing" xmlns:w10="urn:schemas-microsoft-com:office:word" xmlns:w="http://schemas.openxmlformats.org/wordprocessingml/2006/main" xmlns:wne="http://schemas.microsoft.com/office/word/2006/wordml">
   <w:p>
     <w:pPr>
-      <w:pStyle w:val="Pieddepage"/>
-    </w:pPr>
+      <w:ind w:left="461"/>
+      <w:jc w:val="center"/>
+      <w:rPr>
+        <w:rFonts w:ascii="Verdana" w:hAnsi="Verdana"/>
+      </w:rPr>
+    </w:pPr>
+    <w:r>
+      <w:rPr>
+        <w:rFonts w:ascii="Verdana" w:hAnsi="Verdana"/>
+        <w:w w:val="90"/>
+      </w:rPr>
+      <w:t>Angle Avenue Ibn Tachafine et Avenue Ibn Toumart B.P.104 Tanger****Tél:0539940698****Fax:05399403</w:t>
+    </w:r>
+    <w:r>
+      <w:rPr>
+        <w:rFonts w:ascii="Verdana" w:hAnsi="Verdana"/>
+        <w:spacing w:val="-5"/>
+        <w:w w:val="90"/>
+      </w:rPr>
+      <w:t>64</w:t>
+    </w:r>
   </w:p>
-</w:ftr>
-</file>
-
-<file path=word/footer2.xml><?xml version="1.0" encoding="utf-8"?>
-<w:ftr xmlns:wpc="http://schemas.microsoft.com/office/word/2010/wordprocessingCanvas" xmlns:cx="http://schemas.microsoft.com/office/drawing/2014/chartex" xmlns:cx1="http://schemas.microsoft.com/office/drawing/2015/9/8/chartex" xmlns:cx2="http://schemas.microsoft.com/office/drawing/2015/10/21/chartex" xmlns:cx3="http://schemas.microsoft.com/office/drawing/2016/5/9/chartex" xmlns:cx4="http://schemas.microsoft.com/office/drawing/2016/5/10/chartex" xmlns:cx5="http://schemas.microsoft.com/office/drawing/2016/5/11/chartex" xmlns:cx6="http://schemas.microsoft.com/office/drawing/2016/5/12/chartex" xmlns:cx7="http://schemas.microsoft.com/office/drawing/2016/5/13/chartex" xmlns:cx8="http://schemas.microsoft.com/office/drawing/2016/5/14/chartex" xmlns:mc="http://schemas.openxmlformats.org/markup-compatibility/2006" xmlns:aink="http://schemas.microsoft.com/office/drawing/2016/ink" xmlns:am3d="http://schemas.microsoft.com/office/drawing/2017/model3d" xmlns:o="urn:schemas-microsoft-com:office:office" xmlns:oel="http://schemas.microsoft.com/office/2019/extlst" xmlns:r="http://schemas.openxmlformats.org/officeDocument/2006/relationships" xmlns:m="http://schemas.openxmlformats.org/officeDocument/2006/math" xmlns:v="urn:schemas-microsoft-com:vml" xmlns:wp14="http://schemas.microsoft.com/office/word/2010/wordprocessingDrawing" xmlns:wp="http://schemas.openxmlformats.org/drawingml/2006/wordprocessingDrawing" xmlns:w10="urn:schemas-microsoft-com:office:word" xmlns:w="http://schemas.openxmlformats.org/wordprocessingml/2006/main" xmlns:w14="http://schemas.microsoft.com/office/word/2010/wordml" xmlns:w15="http://schemas.microsoft.com/office/word/2012/wordml" xmlns:w16cex="http://schemas.microsoft.com/office/word/2018/wordml/cex" xmlns:w16cid="http://schemas.microsoft.com/office/word/2016/wordml/cid" xmlns:w16="http://schemas.microsoft.com/office/word/2018/wordml" xmlns:w16du="http://schemas.microsoft.com/office/word/2023/wordml/word16du" xmlns:w16sdtdh="http://schemas.microsoft.com/office/word/2020/wordml/sdtdatahash" xmlns:w16sdtfl="http://schemas.microsoft.com/office/word/2024/wordml/sdtformatlock" xmlns:w16se="http://schemas.microsoft.com/office/word/2015/wordml/symex" xmlns:wpg="http://schemas.microsoft.com/office/word/2010/wordprocessingGroup" xmlns:wpi="http://schemas.microsoft.com/office/word/2010/wordprocessingInk" xmlns:wne="http://schemas.microsoft.com/office/word/2006/wordml" xmlns:wps="http://schemas.microsoft.com/office/word/2010/wordprocessingShape" mc:Ignorable="w14 w15 w16se w16cid w16 w16cex w16sdtdh w16sdtfl w16du wp14">
   <w:p>
     <w:pPr>
-      <w:pStyle w:val="Pieddepage"/>
-    </w:pPr>
-  </w:p>
-</w:ftr>
-</file>
-
-<file path=word/footer3.xml><?xml version="1.0" encoding="utf-8"?>
-<w:ftr xmlns:wpc="http://schemas.microsoft.com/office/word/2010/wordprocessingCanvas" xmlns:cx="http://schemas.microsoft.com/office/drawing/2014/chartex" xmlns:cx1="http://schemas.microsoft.com/office/drawing/2015/9/8/chartex" xmlns:cx2="http://schemas.microsoft.com/office/drawing/2015/10/21/chartex" xmlns:cx3="http://schemas.microsoft.com/office/drawing/2016/5/9/chartex" xmlns:cx4="http://schemas.microsoft.com/office/drawing/2016/5/10/chartex" xmlns:cx5="http://schemas.microsoft.com/office/drawing/2016/5/11/chartex" xmlns:cx6="http://schemas.microsoft.com/office/drawing/2016/5/12/chartex" xmlns:cx7="http://schemas.microsoft.com/office/drawing/2016/5/13/chartex" xmlns:cx8="http://schemas.microsoft.com/office/drawing/2016/5/14/chartex" xmlns:mc="http://schemas.openxmlformats.org/markup-compatibility/2006" xmlns:aink="http://schemas.microsoft.com/office/drawing/2016/ink" xmlns:am3d="http://schemas.microsoft.com/office/drawing/2017/model3d" xmlns:o="urn:schemas-microsoft-com:office:office" xmlns:oel="http://schemas.microsoft.com/office/2019/extlst" xmlns:r="http://schemas.openxmlformats.org/officeDocument/2006/relationships" xmlns:m="http://schemas.openxmlformats.org/officeDocument/2006/math" xmlns:v="urn:schemas-microsoft-com:vml" xmlns:wp14="http://schemas.microsoft.com/office/word/2010/wordprocessingDrawing" xmlns:wp="http://schemas.openxmlformats.org/drawingml/2006/wordprocessingDrawing" xmlns:w10="urn:schemas-microsoft-com:office:word" xmlns:w="http://schemas.openxmlformats.org/wordprocessingml/2006/main" xmlns:w14="http://schemas.microsoft.com/office/word/2010/wordml" xmlns:w15="http://schemas.microsoft.com/office/word/2012/wordml" xmlns:w16cex="http://schemas.microsoft.com/office/word/2018/wordml/cex" xmlns:w16cid="http://schemas.microsoft.com/office/word/2016/wordml/cid" xmlns:w16="http://schemas.microsoft.com/office/word/2018/wordml" xmlns:w16du="http://schemas.microsoft.com/office/word/2023/wordml/word16du" xmlns:w16sdtdh="http://schemas.microsoft.com/office/word/2020/wordml/sdtdatahash" xmlns:w16sdtfl="http://schemas.microsoft.com/office/word/2024/wordml/sdtformatlock" xmlns:w16se="http://schemas.microsoft.com/office/word/2015/wordml/symex" xmlns:wpg="http://schemas.microsoft.com/office/word/2010/wordprocessingGroup" xmlns:wpi="http://schemas.microsoft.com/office/word/2010/wordprocessingInk" xmlns:wne="http://schemas.microsoft.com/office/word/2006/wordml" xmlns:wps="http://schemas.microsoft.com/office/word/2010/wordprocessingShape" mc:Ignorable="w14 w15 w16se w16cid w16 w16cex w16sdtdh w16sdtfl w16du wp14">
-  <w:p>
-    <w:pPr>
-      <w:pStyle w:val="Pieddepage"/>
-    </w:pPr>
+      <w:spacing w:before="1"/>
+      <w:ind w:left="461" w:right="5"/>
+      <w:jc w:val="center"/>
+      <w:rPr>
+        <w:rFonts w:ascii="Tahoma" w:hAnsi="Tahoma"/>
+      </w:rPr>
+    </w:pPr>
+    <w:r>
+      <w:rPr>
+        <w:rFonts w:ascii="Tahoma" w:eastAsia="Times New Roman" w:hAnsi="Tahoma"/>
+        <w:color w:val="CA400A"/>
+      </w:rPr>
+      <w:t>SiteWeb:</w:t>
+    </w:r>
+    <w:hyperlink r:id="rId1">
+      <w:r>
+        <w:rPr>
+          <w:rStyle w:val="Lienhypertexte"/>
+          <w:rFonts w:ascii="Tahoma" w:eastAsia="Times New Roman" w:hAnsi="Tahoma"/>
+        </w:rPr>
+        <w:t>www.hcp.ma/region-tanger</w:t>
+      </w:r>
+    </w:hyperlink>
+    <w:r>
+      <w:rPr>
+        <w:rFonts w:ascii="Tahoma" w:eastAsia="Times New Roman" w:hAnsi="Tahoma"/>
+        <w:color w:val="CA400A"/>
+      </w:rPr>
+      <w:t>Email:</w:t>
+    </w:r>
+    <w:hyperlink r:id="rId2">
+      <w:r>
+        <w:rPr>
+          <w:rStyle w:val="Lienhypertexte"/>
+          <w:rFonts w:ascii="Tahoma" w:eastAsia="Times New Roman" w:hAnsi="Tahoma"/>
+          <w:spacing w:val="-2"/>
+        </w:rPr>
+        <w:t>hcp.dr.tanger@hcp.ma</w:t>
+      </w:r>
+    </w:hyperlink>
   </w:p>
 </w:ftr>
 </file>
 
 <file path=word/footnotes.xml><?xml version="1.0" encoding="utf-8"?>
-<w:footnotes xmlns:wpc="http://schemas.microsoft.com/office/word/2010/wordprocessingCanvas" xmlns:cx="http://schemas.microsoft.com/office/drawing/2014/chartex" xmlns:cx1="http://schemas.microsoft.com/office/drawing/2015/9/8/chartex" xmlns:cx2="http://schemas.microsoft.com/office/drawing/2015/10/21/chartex" xmlns:cx3="http://schemas.microsoft.com/office/drawing/2016/5/9/chartex" xmlns:cx4="http://schemas.microsoft.com/office/drawing/2016/5/10/chartex" xmlns:cx5="http://schemas.microsoft.com/office/drawing/2016/5/11/chartex" xmlns:cx6="http://schemas.microsoft.com/office/drawing/2016/5/12/chartex" xmlns:cx7="http://schemas.microsoft.com/office/drawing/2016/5/13/chartex" xmlns:cx8="http://schemas.microsoft.com/office/drawing/2016/5/14/chartex" xmlns:mc="http://schemas.openxmlformats.org/markup-compatibility/2006" xmlns:aink="http://schemas.microsoft.com/office/drawing/2016/ink" xmlns:am3d="http://schemas.microsoft.com/office/drawing/2017/model3d" xmlns:o="urn:schemas-microsoft-com:office:office" xmlns:oel="http://schemas.microsoft.com/office/2019/extlst" xmlns:r="http://schemas.openxmlformats.org/officeDocument/2006/relationships" xmlns:m="http://schemas.openxmlformats.org/officeDocument/2006/math" xmlns:v="urn:schemas-microsoft-com:vml" xmlns:wp14="http://schemas.microsoft.com/office/word/2010/wordprocessingDrawing" xmlns:wp="http://schemas.openxmlformats.org/drawingml/2006/wordprocessingDrawing" xmlns:w10="urn:schemas-microsoft-com:office:word" xmlns:w="http://schemas.openxmlformats.org/wordprocessingml/2006/main" xmlns:w14="http://schemas.microsoft.com/office/word/2010/wordml" xmlns:w15="http://schemas.microsoft.com/office/word/2012/wordml" xmlns:w16cex="http://schemas.microsoft.com/office/word/2018/wordml/cex" xmlns:w16cid="http://schemas.microsoft.com/office/word/2016/wordml/cid" xmlns:w16="http://schemas.microsoft.com/office/word/2018/wordml" xmlns:w16du="http://schemas.microsoft.com/office/word/2023/wordml/word16du" xmlns:w16sdtdh="http://schemas.microsoft.com/office/word/2020/wordml/sdtdatahash" xmlns:w16sdtfl="http://schemas.microsoft.com/office/word/2024/wordml/sdtformatlock" xmlns:w16se="http://schemas.microsoft.com/office/word/2015/wordml/symex" xmlns:wpg="http://schemas.microsoft.com/office/word/2010/wordprocessingGroup" xmlns:wpi="http://schemas.microsoft.com/office/word/2010/wordprocessingInk" xmlns:wne="http://schemas.microsoft.com/office/word/2006/wordml" xmlns:wps="http://schemas.microsoft.com/office/word/2010/wordprocessingShape" mc:Ignorable="w14 w15 w16se w16cid w16 w16cex w16sdtdh w16sdtfl w16du wp14">
-  <w:footnote w:type="separator" w:id="-1">
+<w:footnotes xmlns:ve="http://schemas.openxmlformats.org/markup-compatibility/2006" xmlns:o="urn:schemas-microsoft-com:office:office" xmlns:r="http://schemas.openxmlformats.org/officeDocument/2006/relationships" xmlns:m="http://schemas.openxmlformats.org/officeDocument/2006/math" xmlns:v="urn:schemas-microsoft-com:vml" xmlns:wp="http://schemas.openxmlformats.org/drawingml/2006/wordprocessingDrawing" xmlns:w10="urn:schemas-microsoft-com:office:word" xmlns:w="http://schemas.openxmlformats.org/wordprocessingml/2006/main" xmlns:wne="http://schemas.microsoft.com/office/word/2006/wordml">
+  <w:footnote w:type="separator" w:id="0">
     <w:p>
       <w:pPr>
         <w:spacing w:after="0" w:line="240" w:lineRule="auto"/>
@@ -90,7 +134,7 @@
       </w:r>
     </w:p>
   </w:footnote>
-  <w:footnote w:type="continuationSeparator" w:id="0">
+  <w:footnote w:type="continuationSeparator" w:id="1">
     <w:p>
       <w:pPr>
         <w:spacing w:after="0" w:line="240" w:lineRule="auto"/>
@@ -104,148 +148,50 @@
 </file>
 
 <file path=word/header1.xml><?xml version="1.0" encoding="utf-8"?>
-<w:hdr xmlns:wpc="http://schemas.microsoft.com/office/word/2010/wordprocessingCanvas" xmlns:cx="http://schemas.microsoft.com/office/drawing/2014/chartex" xmlns:cx1="http://schemas.microsoft.com/office/drawing/2015/9/8/chartex" xmlns:cx2="http://schemas.microsoft.com/office/drawing/2015/10/21/chartex" xmlns:cx3="http://schemas.microsoft.com/office/drawing/2016/5/9/chartex" xmlns:cx4="http://schemas.microsoft.com/office/drawing/2016/5/10/chartex" xmlns:cx5="http://schemas.microsoft.com/office/drawing/2016/5/11/chartex" xmlns:cx6="http://schemas.microsoft.com/office/drawing/2016/5/12/chartex" xmlns:cx7="http://schemas.microsoft.com/office/drawing/2016/5/13/chartex" xmlns:cx8="http://schemas.microsoft.com/office/drawing/2016/5/14/chartex" xmlns:mc="http://schemas.openxmlformats.org/markup-compatibility/2006" xmlns:aink="http://schemas.microsoft.com/office/drawing/2016/ink" xmlns:am3d="http://schemas.microsoft.com/office/drawing/2017/model3d" xmlns:o="urn:schemas-microsoft-com:office:office" xmlns:oel="http://schemas.microsoft.com/office/2019/extlst" xmlns:r="http://schemas.openxmlformats.org/officeDocument/2006/relationships" xmlns:m="http://schemas.openxmlformats.org/officeDocument/2006/math" xmlns:v="urn:schemas-microsoft-com:vml" xmlns:wp14="http://schemas.microsoft.com/office/word/2010/wordprocessingDrawing" xmlns:wp="http://schemas.openxmlformats.org/drawingml/2006/wordprocessingDrawing" xmlns:w10="urn:schemas-microsoft-com:office:word" xmlns:w="http://schemas.openxmlformats.org/wordprocessingml/2006/main" xmlns:w14="http://schemas.microsoft.com/office/word/2010/wordml" xmlns:w15="http://schemas.microsoft.com/office/word/2012/wordml" xmlns:w16cex="http://schemas.microsoft.com/office/word/2018/wordml/cex" xmlns:w16cid="http://schemas.microsoft.com/office/word/2016/wordml/cid" xmlns:w16="http://schemas.microsoft.com/office/word/2018/wordml" xmlns:w16du="http://schemas.microsoft.com/office/word/2023/wordml/word16du" xmlns:w16sdtdh="http://schemas.microsoft.com/office/word/2020/wordml/sdtdatahash" xmlns:w16sdtfl="http://schemas.microsoft.com/office/word/2024/wordml/sdtformatlock" xmlns:w16se="http://schemas.microsoft.com/office/word/2015/wordml/symex" xmlns:wpg="http://schemas.microsoft.com/office/word/2010/wordprocessingGroup" xmlns:wpi="http://schemas.microsoft.com/office/word/2010/wordprocessingInk" xmlns:wne="http://schemas.microsoft.com/office/word/2006/wordml" xmlns:wps="http://schemas.microsoft.com/office/word/2010/wordprocessingShape" mc:Ignorable="w14 w15 w16se w16cid w16 w16cex w16sdtdh w16sdtfl w16du wp14">
+<w:hdr xmlns:ve="http://schemas.openxmlformats.org/markup-compatibility/2006" xmlns:o="urn:schemas-microsoft-com:office:office" xmlns:r="http://schemas.openxmlformats.org/officeDocument/2006/relationships" xmlns:m="http://schemas.openxmlformats.org/officeDocument/2006/math" xmlns:v="urn:schemas-microsoft-com:vml" xmlns:wp="http://schemas.openxmlformats.org/drawingml/2006/wordprocessingDrawing" xmlns:w10="urn:schemas-microsoft-com:office:word" xmlns:w="http://schemas.openxmlformats.org/wordprocessingml/2006/main" xmlns:wne="http://schemas.microsoft.com/office/word/2006/wordml">
   <w:p>
     <w:pPr>
       <w:pStyle w:val="En-tte"/>
     </w:pPr>
-  </w:p>
-</w:hdr>
-</file>
-
-<file path=word/header2.xml><?xml version="1.0" encoding="utf-8"?>
-<w:hdr xmlns:wpc="http://schemas.microsoft.com/office/word/2010/wordprocessingCanvas" xmlns:cx="http://schemas.microsoft.com/office/drawing/2014/chartex" xmlns:cx1="http://schemas.microsoft.com/office/drawing/2015/9/8/chartex" xmlns:cx2="http://schemas.microsoft.com/office/drawing/2015/10/21/chartex" xmlns:cx3="http://schemas.microsoft.com/office/drawing/2016/5/9/chartex" xmlns:cx4="http://schemas.microsoft.com/office/drawing/2016/5/10/chartex" xmlns:cx5="http://schemas.microsoft.com/office/drawing/2016/5/11/chartex" xmlns:cx6="http://schemas.microsoft.com/office/drawing/2016/5/12/chartex" xmlns:cx7="http://schemas.microsoft.com/office/drawing/2016/5/13/chartex" xmlns:cx8="http://schemas.microsoft.com/office/drawing/2016/5/14/chartex" xmlns:mc="http://schemas.openxmlformats.org/markup-compatibility/2006" xmlns:aink="http://schemas.microsoft.com/office/drawing/2016/ink" xmlns:am3d="http://schemas.microsoft.com/office/drawing/2017/model3d" xmlns:o="urn:schemas-microsoft-com:office:office" xmlns:oel="http://schemas.microsoft.com/office/2019/extlst" xmlns:r="http://schemas.openxmlformats.org/officeDocument/2006/relationships" xmlns:m="http://schemas.openxmlformats.org/officeDocument/2006/math" xmlns:v="urn:schemas-microsoft-com:vml" xmlns:wp14="http://schemas.microsoft.com/office/word/2010/wordprocessingDrawing" xmlns:wp="http://schemas.openxmlformats.org/drawingml/2006/wordprocessingDrawing" xmlns:w10="urn:schemas-microsoft-com:office:word" xmlns:w="http://schemas.openxmlformats.org/wordprocessingml/2006/main" xmlns:w14="http://schemas.microsoft.com/office/word/2010/wordml" xmlns:w15="http://schemas.microsoft.com/office/word/2012/wordml" xmlns:w16cex="http://schemas.microsoft.com/office/word/2018/wordml/cex" xmlns:w16cid="http://schemas.microsoft.com/office/word/2016/wordml/cid" xmlns:w16="http://schemas.microsoft.com/office/word/2018/wordml" xmlns:w16du="http://schemas.microsoft.com/office/word/2023/wordml/word16du" xmlns:w16sdtdh="http://schemas.microsoft.com/office/word/2020/wordml/sdtdatahash" xmlns:w16sdtfl="http://schemas.microsoft.com/office/word/2024/wordml/sdtformatlock" xmlns:w16se="http://schemas.microsoft.com/office/word/2015/wordml/symex" xmlns:wpg="http://schemas.microsoft.com/office/word/2010/wordprocessingGroup" xmlns:wpi="http://schemas.microsoft.com/office/word/2010/wordprocessingInk" xmlns:wne="http://schemas.microsoft.com/office/word/2006/wordml" xmlns:wps="http://schemas.microsoft.com/office/word/2010/wordprocessingShape" mc:Ignorable="w14 w15 w16se w16cid w16 w16cex w16sdtdh w16sdtfl w16du wp14">
-  <w:p>
-    <w:pPr>
-      <w:pStyle w:val="En-tte"/>
-    </w:pPr>
     <w:r>
-      <w:rPr>
-        <w:noProof/>
-        <w:sz w:val="20"/>
-      </w:rPr>
-      <mc:AlternateContent>
-        <mc:Choice Requires="wpg">
-          <w:drawing>
-            <wp:inline distT="0" distB="0" distL="0" distR="0" wp14:anchorId="36866AD2" wp14:editId="1F8E1A07">
-              <wp:extent cx="5760720" cy="791881"/>
-              <wp:effectExtent l="0" t="0" r="0" b="8255"/>
-              <wp:docPr id="1" name="Group 1"/>
-              <wp:cNvGraphicFramePr>
-                <a:graphicFrameLocks xmlns:a="http://schemas.openxmlformats.org/drawingml/2006/main"/>
-              </wp:cNvGraphicFramePr>
-              <a:graphic xmlns:a="http://schemas.openxmlformats.org/drawingml/2006/main">
-                <a:graphicData uri="http://schemas.microsoft.com/office/word/2010/wordprocessingGroup">
-                  <wpg:wgp>
-                    <wpg:cNvGrpSpPr>
-                      <a:grpSpLocks/>
-                    </wpg:cNvGrpSpPr>
-                    <wpg:grpSpPr>
-                      <a:xfrm>
-                        <a:off x="0" y="0"/>
-                        <a:ext cx="5760720" cy="791881"/>
-                        <a:chOff x="0" y="0"/>
-                        <a:chExt cx="6305550" cy="866775"/>
-                      </a:xfrm>
-                    </wpg:grpSpPr>
-                    <pic:pic xmlns:pic="http://schemas.openxmlformats.org/drawingml/2006/picture">
-                      <pic:nvPicPr>
-                        <pic:cNvPr id="2" name="Image 2"/>
-                        <pic:cNvPicPr/>
-                      </pic:nvPicPr>
-                      <pic:blipFill>
-                        <a:blip r:embed="rId1" cstate="print"/>
-                        <a:stretch>
-                          <a:fillRect/>
-                        </a:stretch>
-                      </pic:blipFill>
-                      <pic:spPr>
-                        <a:xfrm>
-                          <a:off x="2372995" y="75406"/>
-                          <a:ext cx="1690234" cy="791209"/>
-                        </a:xfrm>
-                        <a:prstGeom prst="rect">
-                          <a:avLst/>
-                        </a:prstGeom>
-                      </pic:spPr>
-                    </pic:pic>
-                    <pic:pic xmlns:pic="http://schemas.openxmlformats.org/drawingml/2006/picture">
-                      <pic:nvPicPr>
-                        <pic:cNvPr id="3" name="Image 3"/>
-                        <pic:cNvPicPr/>
-                      </pic:nvPicPr>
-                      <pic:blipFill>
-                        <a:blip r:embed="rId2" cstate="print"/>
-                        <a:stretch>
-                          <a:fillRect/>
-                        </a:stretch>
-                      </pic:blipFill>
-                      <pic:spPr>
-                        <a:xfrm>
-                          <a:off x="0" y="0"/>
-                          <a:ext cx="6305549" cy="107156"/>
-                        </a:xfrm>
-                        <a:prstGeom prst="rect">
-                          <a:avLst/>
-                        </a:prstGeom>
-                      </pic:spPr>
-                    </pic:pic>
-                  </wpg:wgp>
-                </a:graphicData>
-              </a:graphic>
-            </wp:inline>
-          </w:drawing>
-        </mc:Choice>
-        <mc:Fallback>
-          <w:pict>
-            <v:group w14:anchorId="2868F157" id="Group 1" o:spid="_x0000_s1026" style="width:453.6pt;height:62.35pt;mso-position-horizontal-relative:char;mso-position-vertical-relative:line" coordsize="63055,8667" o:gfxdata="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">
-              <v:shapetype id="_x0000_t75" coordsize="21600,21600" o:spt="75" o:preferrelative="t" path="m@4@5l@4@11@9@11@9@5xe" filled="f" stroked="f">
-                <v:stroke joinstyle="miter"/>
-                <v:formulas>
-                  <v:f eqn="if lineDrawn pixelLineWidth 0"/>
-                  <v:f eqn="sum @0 1 0"/>
-                  <v:f eqn="sum 0 0 @1"/>
-                  <v:f eqn="prod @2 1 2"/>
-                  <v:f eqn="prod @3 21600 pixelWidth"/>
-                  <v:f eqn="prod @3 21600 pixelHeight"/>
-                  <v:f eqn="sum @0 0 1"/>
-                  <v:f eqn="prod @6 1 2"/>
-                  <v:f eqn="prod @7 21600 pixelWidth"/>
-                  <v:f eqn="sum @8 21600 0"/>
-                  <v:f eqn="prod @7 21600 pixelHeight"/>
-                  <v:f eqn="sum @10 21600 0"/>
-                </v:formulas>
-                <v:path o:extrusionok="f" gradientshapeok="t" o:connecttype="rect"/>
-                <o:lock v:ext="edit" aspectratio="t"/>
-              </v:shapetype>
-              <v:shape id="Image 2" o:spid="_x0000_s1027" type="#_x0000_t75" style="position:absolute;left:23729;top:754;width:16903;height:7912;visibility:visible;mso-wrap-style:square" o:gfxdata="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">
-                <v:imagedata r:id="rId3" o:title=""/>
-              </v:shape>
-              <v:shape id="Image 3" o:spid="_x0000_s1028" type="#_x0000_t75" style="position:absolute;width:63055;height:1071;visibility:visible;mso-wrap-style:square" o:gfxdata="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">
-                <v:imagedata r:id="rId4" o:title=""/>
-              </v:shape>
-              <w10:anchorlock/>
-            </v:group>
-          </w:pict>
-        </mc:Fallback>
-      </mc:AlternateContent>
+      <w:pict>
+        <v:group id="shape_0" o:spid="_x0000_s1025" alt="Group 1" style="position:absolute;margin-left:0;margin-top:-62.35pt;width:453.6pt;height:62.3pt;z-index:251659264" coordorigin=",-1247" coordsize="9072,1246">
+          <v:shapetype id="_x0000_t75" coordsize="21600,21600" o:spt="75" o:preferrelative="t" path="m@4@5l@4@11@9@11@9@5xe" filled="f" stroked="f">
+            <v:stroke joinstyle="miter"/>
+            <v:formulas>
+              <v:f eqn="if lineDrawn pixelLineWidth 0"/>
+              <v:f eqn="sum @0 1 0"/>
+              <v:f eqn="sum 0 0 @1"/>
+              <v:f eqn="prod @2 1 2"/>
+              <v:f eqn="prod @3 21600 pixelWidth"/>
+              <v:f eqn="prod @3 21600 pixelHeight"/>
+              <v:f eqn="sum @0 0 1"/>
+              <v:f eqn="prod @6 1 2"/>
+              <v:f eqn="prod @7 21600 pixelWidth"/>
+              <v:f eqn="sum @8 21600 0"/>
+              <v:f eqn="prod @7 21600 pixelHeight"/>
+              <v:f eqn="sum @10 21600 0"/>
+            </v:formulas>
+            <v:path o:extrusionok="f" gradientshapeok="t" o:connecttype="rect"/>
+            <o:lock v:ext="edit" aspectratio="t"/>
+          </v:shapetype>
+          <v:shape id="_x0000_s1027" type="#_x0000_t75" style="position:absolute;left:3414;top:-1139;width:2431;height:1137;mso-wrap-style:none;mso-position-vertical:top;v-text-anchor:middle" o:allowincell="f" strokecolor="#3465a4">
+            <v:stroke joinstyle="round"/>
+            <v:imagedata r:id="rId1" o:title="image1"/>
+          </v:shape>
+          <v:shape id="_x0000_s1026" type="#_x0000_t75" style="position:absolute;top:-1247;width:9071;height:153;mso-wrap-style:none;mso-position-vertical:top;v-text-anchor:middle" o:allowincell="f" strokecolor="#3465a4">
+            <v:stroke joinstyle="round"/>
+            <v:imagedata r:id="rId2" o:title="image2"/>
+          </v:shape>
+        </v:group>
+      </w:pict>
     </w:r>
   </w:p>
 </w:hdr>
 </file>
 
-<file path=word/header3.xml><?xml version="1.0" encoding="utf-8"?>
-<w:hdr xmlns:wpc="http://schemas.microsoft.com/office/word/2010/wordprocessingCanvas" xmlns:cx="http://schemas.microsoft.com/office/drawing/2014/chartex" xmlns:cx1="http://schemas.microsoft.com/office/drawing/2015/9/8/chartex" xmlns:cx2="http://schemas.microsoft.com/office/drawing/2015/10/21/chartex" xmlns:cx3="http://schemas.microsoft.com/office/drawing/2016/5/9/chartex" xmlns:cx4="http://schemas.microsoft.com/office/drawing/2016/5/10/chartex" xmlns:cx5="http://schemas.microsoft.com/office/drawing/2016/5/11/chartex" xmlns:cx6="http://schemas.microsoft.com/office/drawing/2016/5/12/chartex" xmlns:cx7="http://schemas.microsoft.com/office/drawing/2016/5/13/chartex" xmlns:cx8="http://schemas.microsoft.com/office/drawing/2016/5/14/chartex" xmlns:mc="http://schemas.openxmlformats.org/markup-compatibility/2006" xmlns:aink="http://schemas.microsoft.com/office/drawing/2016/ink" xmlns:am3d="http://schemas.microsoft.com/office/drawing/2017/model3d" xmlns:o="urn:schemas-microsoft-com:office:office" xmlns:oel="http://schemas.microsoft.com/office/2019/extlst" xmlns:r="http://schemas.openxmlformats.org/officeDocument/2006/relationships" xmlns:m="http://schemas.openxmlformats.org/officeDocument/2006/math" xmlns:v="urn:schemas-microsoft-com:vml" xmlns:wp14="http://schemas.microsoft.com/office/word/2010/wordprocessingDrawing" xmlns:wp="http://schemas.openxmlformats.org/drawingml/2006/wordprocessingDrawing" xmlns:w10="urn:schemas-microsoft-com:office:word" xmlns:w="http://schemas.openxmlformats.org/wordprocessingml/2006/main" xmlns:w14="http://schemas.microsoft.com/office/word/2010/wordml" xmlns:w15="http://schemas.microsoft.com/office/word/2012/wordml" xmlns:w16cex="http://schemas.microsoft.com/office/word/2018/wordml/cex" xmlns:w16cid="http://schemas.microsoft.com/office/word/2016/wordml/cid" xmlns:w16="http://schemas.microsoft.com/office/word/2018/wordml" xmlns:w16du="http://schemas.microsoft.com/office/word/2023/wordml/word16du" xmlns:w16sdtdh="http://schemas.microsoft.com/office/word/2020/wordml/sdtdatahash" xmlns:w16sdtfl="http://schemas.microsoft.com/office/word/2024/wordml/sdtformatlock" xmlns:w16se="http://schemas.microsoft.com/office/word/2015/wordml/symex" xmlns:wpg="http://schemas.microsoft.com/office/word/2010/wordprocessingGroup" xmlns:wpi="http://schemas.microsoft.com/office/word/2010/wordprocessingInk" xmlns:wne="http://schemas.microsoft.com/office/word/2006/wordml" xmlns:wps="http://schemas.microsoft.com/office/word/2010/wordprocessingShape" mc:Ignorable="w14 w15 w16se w16cid w16 w16cex w16sdtdh w16sdtfl w16du wp14">
-  <w:p>
-    <w:pPr>
-      <w:pStyle w:val="En-tte"/>
-    </w:pPr>
-  </w:p>
-</w:hdr>
-</file>
-
 <file path=word/styles.xml><?xml version="1.0" encoding="utf-8"?>
-<w:styles xmlns:mc="http://schemas.openxmlformats.org/markup-compatibility/2006" xmlns:r="http://schemas.openxmlformats.org/officeDocument/2006/relationships" xmlns:w="http://schemas.openxmlformats.org/wordprocessingml/2006/main" xmlns:w14="http://schemas.microsoft.com/office/word/2010/wordml" xmlns:w15="http://schemas.microsoft.com/office/word/2012/wordml" xmlns:w16cex="http://schemas.microsoft.com/office/word/2018/wordml/cex" xmlns:w16cid="http://schemas.microsoft.com/office/word/2016/wordml/cid" xmlns:w16="http://schemas.microsoft.com/office/word/2018/wordml" xmlns:w16du="http://schemas.microsoft.com/office/word/2023/wordml/word16du" xmlns:w16sdtdh="http://schemas.microsoft.com/office/word/2020/wordml/sdtdatahash" xmlns:w16sdtfl="http://schemas.microsoft.com/office/word/2024/wordml/sdtformatlock" xmlns:w16se="http://schemas.microsoft.com/office/word/2015/wordml/symex" mc:Ignorable="w14 w15 w16se w16cid w16 w16cex w16sdtdh w16sdtfl w16du">
+<w:styles xmlns:r="http://schemas.openxmlformats.org/officeDocument/2006/relationships" xmlns:w="http://schemas.openxmlformats.org/wordprocessingml/2006/main">
   <w:docDefaults>
     <w:rPrDefault>
       <w:rPr>
@@ -254,396 +200,166 @@
         <w:sz w:val="22"/>
         <w:szCs w:val="22"/>
         <w:lang w:val="fr-FR" w:eastAsia="en-US" w:bidi="ar-SA"/>
-        <w14:ligatures w14:val="standardContextual"/>
       </w:rPr>
     </w:rPrDefault>
     <w:pPrDefault>
       <w:pPr>
-        <w:spacing w:after="160" w:line="259" w:lineRule="auto"/>
+        <w:suppressAutoHyphens/>
       </w:pPr>
     </w:pPrDefault>
   </w:docDefaults>
-  <w:latentStyles w:defLockedState="0" w:defUIPriority="99" w:defSemiHidden="0" w:defUnhideWhenUsed="0" w:defQFormat="0" w:count="376">
-    <w:lsdException w:name="Normal" w:uiPriority="0" w:qFormat="1"/>
-    <w:lsdException w:name="heading 1" w:uiPriority="9" w:qFormat="1"/>
-    <w:lsdException w:name="heading 2" w:semiHidden="1" w:uiPriority="9" w:unhideWhenUsed="1" w:qFormat="1"/>
-    <w:lsdException w:name="heading 3" w:semiHidden="1" w:uiPriority="9" w:unhideWhenUsed="1" w:qFormat="1"/>
-    <w:lsdException w:name="heading 4" w:semiHidden="1" w:uiPriority="9" w:unhideWhenUsed="1" w:qFormat="1"/>
-    <w:lsdException w:name="heading 5" w:semiHidden="1" w:uiPriority="9" w:unhideWhenUsed="1" w:qFormat="1"/>
-    <w:lsdException w:name="heading 6" w:semiHidden="1" w:uiPriority="9" w:unhideWhenUsed="1" w:qFormat="1"/>
-    <w:lsdException w:name="heading 7" w:semiHidden="1" w:uiPriority="9" w:unhideWhenUsed="1" w:qFormat="1"/>
-    <w:lsdException w:name="heading 8" w:semiHidden="1" w:uiPriority="9" w:unhideWhenUsed="1" w:qFormat="1"/>
-    <w:lsdException w:name="heading 9" w:semiHidden="1" w:uiPriority="9" w:unhideWhenUsed="1" w:qFormat="1"/>
-    <w:lsdException w:name="index 1" w:semiHidden="1" w:unhideWhenUsed="1"/>
-    <w:lsdException w:name="index 2" w:semiHidden="1" w:unhideWhenUsed="1"/>
-    <w:lsdException w:name="index 3" w:semiHidden="1" w:unhideWhenUsed="1"/>
-    <w:lsdException w:name="index 4" w:semiHidden="1" w:unhideWhenUsed="1"/>
-    <w:lsdException w:name="index 5" w:semiHidden="1" w:unhideWhenUsed="1"/>
-    <w:lsdException w:name="index 6" w:semiHidden="1" w:unhideWhenUsed="1"/>
-    <w:lsdException w:name="index 7" w:semiHidden="1" w:unhideWhenUsed="1"/>
-    <w:lsdException w:name="index 8" w:semiHidden="1" w:unhideWhenUsed="1"/>
-    <w:lsdException w:name="index 9" w:semiHidden="1" w:unhideWhenUsed="1"/>
-    <w:lsdException w:name="toc 1" w:semiHidden="1" w:uiPriority="39" w:unhideWhenUsed="1"/>
-    <w:lsdException w:name="toc 2" w:semiHidden="1" w:uiPriority="39" w:unhideWhenUsed="1"/>
-    <w:lsdException w:name="toc 3" w:semiHidden="1" w:uiPriority="39" w:unhideWhenUsed="1"/>
-    <w:lsdException w:name="toc 4" w:semiHidden="1" w:uiPriority="39" w:unhideWhenUsed="1"/>
-    <w:lsdException w:name="toc 5" w:semiHidden="1" w:uiPriority="39" w:unhideWhenUsed="1"/>
-    <w:lsdException w:name="toc 6" w:semiHidden="1" w:uiPriority="39" w:unhideWhenUsed="1"/>
-    <w:lsdException w:name="toc 7" w:semiHidden="1" w:uiPriority="39" w:unhideWhenUsed="1"/>
-    <w:lsdException w:name="toc 8" w:semiHidden="1" w:uiPriority="39" w:unhideWhenUsed="1"/>
-    <w:lsdException w:name="toc 9" w:semiHidden="1" w:uiPriority="39" w:unhideWhenUsed="1"/>
-    <w:lsdException w:name="Normal Indent" w:semiHidden="1" w:unhideWhenUsed="1"/>
-    <w:lsdException w:name="footnote text" w:semiHidden="1" w:unhideWhenUsed="1"/>
-    <w:lsdException w:name="annotation text" w:semiHidden="1" w:unhideWhenUsed="1"/>
-    <w:lsdException w:name="header" w:semiHidden="1" w:unhideWhenUsed="1"/>
-    <w:lsdException w:name="footer" w:semiHidden="1" w:unhideWhenUsed="1"/>
-    <w:lsdException w:name="index heading" w:semiHidden="1" w:unhideWhenUsed="1"/>
-    <w:lsdException w:name="caption" w:semiHidden="1" w:uiPriority="35" w:unhideWhenUsed="1" w:qFormat="1"/>
-    <w:lsdException w:name="table of figures" w:semiHidden="1" w:unhideWhenUsed="1"/>
-    <w:lsdException w:name="envelope address" w:semiHidden="1" w:unhideWhenUsed="1"/>
-    <w:lsdException w:name="envelope return" w:semiHidden="1" w:unhideWhenUsed="1"/>
-    <w:lsdException w:name="footnote reference" w:semiHidden="1" w:unhideWhenUsed="1"/>
-    <w:lsdException w:name="annotation reference" w:semiHidden="1" w:unhideWhenUsed="1"/>
-    <w:lsdException w:name="line number" w:semiHidden="1" w:unhideWhenUsed="1"/>
-    <w:lsdException w:name="page number" w:semiHidden="1" w:unhideWhenUsed="1"/>
-    <w:lsdException w:name="endnote reference" w:semiHidden="1" w:unhideWhenUsed="1"/>
-    <w:lsdException w:name="endnote text" w:semiHidden="1" w:unhideWhenUsed="1"/>
-    <w:lsdException w:name="table of authorities" w:semiHidden="1" w:unhideWhenUsed="1"/>
-    <w:lsdException w:name="macro" w:semiHidden="1" w:unhideWhenUsed="1"/>
-    <w:lsdException w:name="toa heading" w:semiHidden="1" w:unhideWhenUsed="1"/>
-    <w:lsdException w:name="List" w:semiHidden="1" w:unhideWhenUsed="1"/>
-    <w:lsdException w:name="List Bullet" w:semiHidden="1" w:unhideWhenUsed="1"/>
-    <w:lsdException w:name="List Number" w:semiHidden="1" w:unhideWhenUsed="1"/>
-    <w:lsdException w:name="List 2" w:semiHidden="1" w:unhideWhenUsed="1"/>
-    <w:lsdException w:name="List 3" w:semiHidden="1" w:unhideWhenUsed="1"/>
-    <w:lsdException w:name="List 4" w:semiHidden="1" w:unhideWhenUsed="1"/>
-    <w:lsdException w:name="List 5" w:semiHidden="1" w:unhideWhenUsed="1"/>
-    <w:lsdException w:name="List Bullet 2" w:semiHidden="1" w:unhideWhenUsed="1"/>
-    <w:lsdException w:name="List Bullet 3" w:semiHidden="1" w:unhideWhenUsed="1"/>
-    <w:lsdException w:name="List Bullet 4" w:semiHidden="1" w:unhideWhenUsed="1"/>
-    <w:lsdException w:name="List Bullet 5" w:semiHidden="1" w:unhideWhenUsed="1"/>
-    <w:lsdException w:name="List Number 2" w:semiHidden="1" w:unhideWhenUsed="1"/>
-    <w:lsdException w:name="List Number 3" w:semiHidden="1" w:unhideWhenUsed="1"/>
-    <w:lsdException w:name="List Number 4" w:semiHidden="1" w:unhideWhenUsed="1"/>
-    <w:lsdException w:name="List Number 5" w:semiHidden="1" w:unhideWhenUsed="1"/>
-    <w:lsdException w:name="Title" w:uiPriority="10" w:qFormat="1"/>
-    <w:lsdException w:name="Closing" w:semiHidden="1" w:unhideWhenUsed="1"/>
-    <w:lsdException w:name="Signature" w:semiHidden="1" w:unhideWhenUsed="1"/>
-    <w:lsdException w:name="Default Paragraph Font" w:semiHidden="1" w:uiPriority="1" w:unhideWhenUsed="1"/>
-    <w:lsdException w:name="Body Text" w:semiHidden="1" w:unhideWhenUsed="1"/>
-    <w:lsdException w:name="Body Text Indent" w:semiHidden="1" w:unhideWhenUsed="1"/>
-    <w:lsdException w:name="List Continue" w:semiHidden="1" w:unhideWhenUsed="1"/>
-    <w:lsdException w:name="List Continue 2" w:semiHidden="1" w:unhideWhenUsed="1"/>
-    <w:lsdException w:name="List Continue 3" w:semiHidden="1" w:unhideWhenUsed="1"/>
-    <w:lsdException w:name="List Continue 4" w:semiHidden="1" w:unhideWhenUsed="1"/>
-    <w:lsdException w:name="List Continue 5" w:semiHidden="1" w:unhideWhenUsed="1"/>
-    <w:lsdException w:name="Message Header" w:semiHidden="1" w:unhideWhenUsed="1"/>
-    <w:lsdException w:name="Subtitle" w:uiPriority="11" w:qFormat="1"/>
-    <w:lsdException w:name="Salutation" w:semiHidden="1" w:unhideWhenUsed="1"/>
-    <w:lsdException w:name="Date" w:semiHidden="1" w:unhideWhenUsed="1"/>
-    <w:lsdException w:name="Body Text First Indent" w:semiHidden="1" w:unhideWhenUsed="1"/>
-    <w:lsdException w:name="Body Text First Indent 2" w:semiHidden="1" w:unhideWhenUsed="1"/>
-    <w:lsdException w:name="Note Heading" w:semiHidden="1" w:unhideWhenUsed="1"/>
-    <w:lsdException w:name="Body Text 2" w:semiHidden="1" w:unhideWhenUsed="1"/>
-    <w:lsdException w:name="Body Text 3" w:semiHidden="1" w:unhideWhenUsed="1"/>
-    <w:lsdException w:name="Body Text Indent 2" w:semiHidden="1" w:unhideWhenUsed="1"/>
-    <w:lsdException w:name="Body Text Indent 3" w:semiHidden="1" w:unhideWhenUsed="1"/>
-    <w:lsdException w:name="Block Text" w:semiHidden="1" w:unhideWhenUsed="1"/>
-    <w:lsdException w:name="Hyperlink" w:semiHidden="1" w:unhideWhenUsed="1"/>
-    <w:lsdException w:name="FollowedHyperlink" w:semiHidden="1" w:unhideWhenUsed="1"/>
-    <w:lsdException w:name="Strong" w:uiPriority="22" w:qFormat="1"/>
-    <w:lsdException w:name="Emphasis" w:uiPriority="20" w:qFormat="1"/>
-    <w:lsdException w:name="Document Map" w:semiHidden="1" w:unhideWhenUsed="1"/>
-    <w:lsdException w:name="Plain Text" w:semiHidden="1" w:unhideWhenUsed="1"/>
-    <w:lsdException w:name="E-mail Signature" w:semiHidden="1" w:unhideWhenUsed="1"/>
-    <w:lsdException w:name="HTML Top of Form" w:semiHidden="1" w:unhideWhenUsed="1"/>
-    <w:lsdException w:name="HTML Bottom of Form" w:semiHidden="1" w:unhideWhenUsed="1"/>
-    <w:lsdException w:name="Normal (Web)" w:semiHidden="1" w:unhideWhenUsed="1"/>
-    <w:lsdException w:name="HTML Acronym" w:semiHidden="1" w:unhideWhenUsed="1"/>
-    <w:lsdException w:name="HTML Address" w:semiHidden="1" w:unhideWhenUsed="1"/>
-    <w:lsdException w:name="HTML Cite" w:semiHidden="1" w:unhideWhenUsed="1"/>
-    <w:lsdException w:name="HTML Code" w:semiHidden="1" w:unhideWhenUsed="1"/>
-    <w:lsdException w:name="HTML Definition" w:semiHidden="1" w:unhideWhenUsed="1"/>
-    <w:lsdException w:name="HTML Keyboard" w:semiHidden="1" w:unhideWhenUsed="1"/>
-    <w:lsdException w:name="HTML Preformatted" w:semiHidden="1" w:unhideWhenUsed="1"/>
-    <w:lsdException w:name="HTML Sample" w:semiHidden="1" w:unhideWhenUsed="1"/>
-    <w:lsdException w:name="HTML Typewriter" w:semiHidden="1" w:unhideWhenUsed="1"/>
-    <w:lsdException w:name="HTML Variable" w:semiHidden="1" w:unhideWhenUsed="1"/>
-    <w:lsdException w:name="Normal Table" w:semiHidden="1" w:unhideWhenUsed="1"/>
-    <w:lsdException w:name="annotation subject" w:semiHidden="1" w:unhideWhenUsed="1"/>
-    <w:lsdException w:name="No List" w:semiHidden="1" w:unhideWhenUsed="1"/>
-    <w:lsdException w:name="Outline List 1" w:semiHidden="1" w:unhideWhenUsed="1"/>
-    <w:lsdException w:name="Outline List 2" w:semiHidden="1" w:unhideWhenUsed="1"/>
-    <w:lsdException w:name="Outline List 3" w:semiHidden="1" w:unhideWhenUsed="1"/>
-    <w:lsdException w:name="Table Simple 1" w:semiHidden="1" w:unhideWhenUsed="1"/>
-    <w:lsdException w:name="Table Simple 2" w:semiHidden="1" w:unhideWhenUsed="1"/>
-    <w:lsdException w:name="Table Simple 3" w:semiHidden="1" w:unhideWhenUsed="1"/>
-    <w:lsdException w:name="Table Classic 1" w:semiHidden="1" w:unhideWhenUsed="1"/>
-    <w:lsdException w:name="Table Classic 2" w:semiHidden="1" w:unhideWhenUsed="1"/>
-    <w:lsdException w:name="Table Classic 3" w:semiHidden="1" w:unhideWhenUsed="1"/>
-    <w:lsdException w:name="Table Classic 4" w:semiHidden="1" w:unhideWhenUsed="1"/>
-    <w:lsdException w:name="Table Colorful 1" w:semiHidden="1" w:unhideWhenUsed="1"/>
-    <w:lsdException w:name="Table Colorful 2" w:semiHidden="1" w:unhideWhenUsed="1"/>
-    <w:lsdException w:name="Table Colorful 3" w:semiHidden="1" w:unhideWhenUsed="1"/>
-    <w:lsdException w:name="Table Columns 1" w:semiHidden="1" w:unhideWhenUsed="1"/>
-    <w:lsdException w:name="Table Columns 2" w:semiHidden="1" w:unhideWhenUsed="1"/>
-    <w:lsdException w:name="Table Columns 3" w:semiHidden="1" w:unhideWhenUsed="1"/>
-    <w:lsdException w:name="Table Columns 4" w:semiHidden="1" w:unhideWhenUsed="1"/>
-    <w:lsdException w:name="Table Columns 5" w:semiHidden="1" w:unhideWhenUsed="1"/>
-    <w:lsdException w:name="Table Grid 1" w:semiHidden="1" w:unhideWhenUsed="1"/>
-    <w:lsdException w:name="Table Grid 2" w:semiHidden="1" w:unhideWhenUsed="1"/>
-    <w:lsdException w:name="Table Grid 3" w:semiHidden="1" w:unhideWhenUsed="1"/>
-    <w:lsdException w:name="Table Grid 4" w:semiHidden="1" w:unhideWhenUsed="1"/>
-    <w:lsdException w:name="Table Grid 5" w:semiHidden="1" w:unhideWhenUsed="1"/>
-    <w:lsdException w:name="Table Grid 6" w:semiHidden="1" w:unhideWhenUsed="1"/>
-    <w:lsdException w:name="Table Grid 7" w:semiHidden="1" w:unhideWhenUsed="1"/>
-    <w:lsdException w:name="Table Grid 8" w:semiHidden="1" w:unhideWhenUsed="1"/>
-    <w:lsdException w:name="Table List 1" w:semiHidden="1" w:unhideWhenUsed="1"/>
-    <w:lsdException w:name="Table List 2" w:semiHidden="1" w:unhideWhenUsed="1"/>
-    <w:lsdException w:name="Table List 3" w:semiHidden="1" w:unhideWhenUsed="1"/>
-    <w:lsdException w:name="Table List 4" w:semiHidden="1" w:unhideWhenUsed="1"/>
-    <w:lsdException w:name="Table List 5" w:semiHidden="1" w:unhideWhenUsed="1"/>
-    <w:lsdException w:name="Table List 6" w:semiHidden="1" w:unhideWhenUsed="1"/>
-    <w:lsdException w:name="Table List 7" w:semiHidden="1" w:unhideWhenUsed="1"/>
-    <w:lsdException w:name="Table List 8" w:semiHidden="1" w:unhideWhenUsed="1"/>
-    <w:lsdException w:name="Table 3D effects 1" w:semiHidden="1" w:unhideWhenUsed="1"/>
-    <w:lsdException w:name="Table 3D effects 2" w:semiHidden="1" w:unhideWhenUsed="1"/>
-    <w:lsdException w:name="Table 3D effects 3" w:semiHidden="1" w:unhideWhenUsed="1"/>
-    <w:lsdException w:name="Table Contemporary" w:semiHidden="1" w:unhideWhenUsed="1"/>
-    <w:lsdException w:name="Table Elegant" w:semiHidden="1" w:unhideWhenUsed="1"/>
-    <w:lsdException w:name="Table Professional" w:semiHidden="1" w:unhideWhenUsed="1"/>
-    <w:lsdException w:name="Table Subtle 1" w:semiHidden="1" w:unhideWhenUsed="1"/>
-    <w:lsdException w:name="Table Subtle 2" w:semiHidden="1" w:unhideWhenUsed="1"/>
-    <w:lsdException w:name="Table Web 1" w:semiHidden="1" w:unhideWhenUsed="1"/>
-    <w:lsdException w:name="Table Web 2" w:semiHidden="1" w:unhideWhenUsed="1"/>
-    <w:lsdException w:name="Table Web 3" w:semiHidden="1" w:unhideWhenUsed="1"/>
-    <w:lsdException w:name="Balloon Text" w:semiHidden="1" w:unhideWhenUsed="1"/>
-    <w:lsdException w:name="Table Grid" w:uiPriority="39"/>
-    <w:lsdException w:name="Table Theme" w:semiHidden="1" w:unhideWhenUsed="1"/>
-    <w:lsdException w:name="Placeholder Text" w:semiHidden="1"/>
-    <w:lsdException w:name="No Spacing" w:uiPriority="1" w:qFormat="1"/>
-    <w:lsdException w:name="Light Shading" w:uiPriority="60"/>
-    <w:lsdException w:name="Light List" w:uiPriority="61"/>
-    <w:lsdException w:name="Light Grid" w:uiPriority="62"/>
-    <w:lsdException w:name="Medium Shading 1" w:uiPriority="63"/>
-    <w:lsdException w:name="Medium Shading 2" w:uiPriority="64"/>
-    <w:lsdException w:name="Medium List 1" w:uiPriority="65"/>
-    <w:lsdException w:name="Medium List 2" w:uiPriority="66"/>
-    <w:lsdException w:name="Medium Grid 1" w:uiPriority="67"/>
-    <w:lsdException w:name="Medium Grid 2" w:uiPriority="68"/>
-    <w:lsdException w:name="Medium Grid 3" w:uiPriority="69"/>
-    <w:lsdException w:name="Dark List" w:uiPriority="70"/>
-    <w:lsdException w:name="Colorful Shading" w:uiPriority="71"/>
-    <w:lsdException w:name="Colorful List" w:uiPriority="72"/>
-    <w:lsdException w:name="Colorful Grid" w:uiPriority="73"/>
-    <w:lsdException w:name="Light Shading Accent 1" w:uiPriority="60"/>
-    <w:lsdException w:name="Light List Accent 1" w:uiPriority="61"/>
-    <w:lsdException w:name="Light Grid Accent 1" w:uiPriority="62"/>
-    <w:lsdException w:name="Medium Shading 1 Accent 1" w:uiPriority="63"/>
-    <w:lsdException w:name="Medium Shading 2 Accent 1" w:uiPriority="64"/>
-    <w:lsdException w:name="Medium List 1 Accent 1" w:uiPriority="65"/>
-    <w:lsdException w:name="Revision" w:semiHidden="1"/>
-    <w:lsdException w:name="List Paragraph" w:uiPriority="34" w:qFormat="1"/>
-    <w:lsdException w:name="Quote" w:uiPriority="29" w:qFormat="1"/>
-    <w:lsdException w:name="Intense Quote" w:uiPriority="30" w:qFormat="1"/>
-    <w:lsdException w:name="Medium List 2 Accent 1" w:uiPriority="66"/>
-    <w:lsdException w:name="Medium Grid 1 Accent 1" w:uiPriority="67"/>
-    <w:lsdException w:name="Medium Grid 2 Accent 1" w:uiPriority="68"/>
-    <w:lsdException w:name="Medium Grid 3 Accent 1" w:uiPriority="69"/>
-    <w:lsdException w:name="Dark List Accent 1" w:uiPriority="70"/>
-    <w:lsdException w:name="Colorful Shading Accent 1" w:uiPriority="71"/>
-    <w:lsdException w:name="Colorful List Accent 1" w:uiPriority="72"/>
-    <w:lsdException w:name="Colorful Grid Accent 1" w:uiPriority="73"/>
-    <w:lsdException w:name="Light Shading Accent 2" w:uiPriority="60"/>
-    <w:lsdException w:name="Light List Accent 2" w:uiPriority="61"/>
-    <w:lsdException w:name="Light Grid Accent 2" w:uiPriority="62"/>
-    <w:lsdException w:name="Medium Shading 1 Accent 2" w:uiPriority="63"/>
-    <w:lsdException w:name="Medium Shading 2 Accent 2" w:uiPriority="64"/>
-    <w:lsdException w:name="Medium List 1 Accent 2" w:uiPriority="65"/>
-    <w:lsdException w:name="Medium List 2 Accent 2" w:uiPriority="66"/>
-    <w:lsdException w:name="Medium Grid 1 Accent 2" w:uiPriority="67"/>
-    <w:lsdException w:name="Medium Grid 2 Accent 2" w:uiPriority="68"/>
-    <w:lsdException w:name="Medium Grid 3 Accent 2" w:uiPriority="69"/>
-    <w:lsdException w:name="Dark List Accent 2" w:uiPriority="70"/>
-    <w:lsdException w:name="Colorful Shading Accent 2" w:uiPriority="71"/>
-    <w:lsdException w:name="Colorful List Accent 2" w:uiPriority="72"/>
-    <w:lsdException w:name="Colorful Grid Accent 2" w:uiPriority="73"/>
-    <w:lsdException w:name="Light Shading Accent 3" w:uiPriority="60"/>
-    <w:lsdException w:name="Light List Accent 3" w:uiPriority="61"/>
-    <w:lsdException w:name="Light Grid Accent 3" w:uiPriority="62"/>
-    <w:lsdException w:name="Medium Shading 1 Accent 3" w:uiPriority="63"/>
-    <w:lsdException w:name="Medium Shading 2 Accent 3" w:uiPriority="64"/>
-    <w:lsdException w:name="Medium List 1 Accent 3" w:uiPriority="65"/>
-    <w:lsdException w:name="Medium List 2 Accent 3" w:uiPriority="66"/>
-    <w:lsdException w:name="Medium Grid 1 Accent 3" w:uiPriority="67"/>
-    <w:lsdException w:name="Medium Grid 2 Accent 3" w:uiPriority="68"/>
-    <w:lsdException w:name="Medium Grid 3 Accent 3" w:uiPriority="69"/>
-    <w:lsdException w:name="Dark List Accent 3" w:uiPriority="70"/>
-    <w:lsdException w:name="Colorful Shading Accent 3" w:uiPriority="71"/>
-    <w:lsdException w:name="Colorful List Accent 3" w:uiPriority="72"/>
-    <w:lsdException w:name="Colorful Grid Accent 3" w:uiPriority="73"/>
-    <w:lsdException w:name="Light Shading Accent 4" w:uiPriority="60"/>
-    <w:lsdException w:name="Light List Accent 4" w:uiPriority="61"/>
-    <w:lsdException w:name="Light Grid Accent 4" w:uiPriority="62"/>
-    <w:lsdException w:name="Medium Shading 1 Accent 4" w:uiPriority="63"/>
-    <w:lsdException w:name="Medium Shading 2 Accent 4" w:uiPriority="64"/>
-    <w:lsdException w:name="Medium List 1 Accent 4" w:uiPriority="65"/>
-    <w:lsdException w:name="Medium List 2 Accent 4" w:uiPriority="66"/>
-    <w:lsdException w:name="Medium Grid 1 Accent 4" w:uiPriority="67"/>
-    <w:lsdException w:name="Medium Grid 2 Accent 4" w:uiPriority="68"/>
-    <w:lsdException w:name="Medium Grid 3 Accent 4" w:uiPriority="69"/>
-    <w:lsdException w:name="Dark List Accent 4" w:uiPriority="70"/>
-    <w:lsdException w:name="Colorful Shading Accent 4" w:uiPriority="71"/>
-    <w:lsdException w:name="Colorful List Accent 4" w:uiPriority="72"/>
-    <w:lsdException w:name="Colorful Grid Accent 4" w:uiPriority="73"/>
-    <w:lsdException w:name="Light Shading Accent 5" w:uiPriority="60"/>
-    <w:lsdException w:name="Light List Accent 5" w:uiPriority="61"/>
-    <w:lsdException w:name="Light Grid Accent 5" w:uiPriority="62"/>
-    <w:lsdException w:name="Medium Shading 1 Accent 5" w:uiPriority="63"/>
-    <w:lsdException w:name="Medium Shading 2 Accent 5" w:uiPriority="64"/>
-    <w:lsdException w:name="Medium List 1 Accent 5" w:uiPriority="65"/>
-    <w:lsdException w:name="Medium List 2 Accent 5" w:uiPriority="66"/>
-    <w:lsdException w:name="Medium Grid 1 Accent 5" w:uiPriority="67"/>
-    <w:lsdException w:name="Medium Grid 2 Accent 5" w:uiPriority="68"/>
-    <w:lsdException w:name="Medium Grid 3 Accent 5" w:uiPriority="69"/>
-    <w:lsdException w:name="Dark List Accent 5" w:uiPriority="70"/>
-    <w:lsdException w:name="Colorful Shading Accent 5" w:uiPriority="71"/>
-    <w:lsdException w:name="Colorful List Accent 5" w:uiPriority="72"/>
-    <w:lsdException w:name="Colorful Grid Accent 5" w:uiPriority="73"/>
-    <w:lsdException w:name="Light Shading Accent 6" w:uiPriority="60"/>
-    <w:lsdException w:name="Light List Accent 6" w:uiPriority="61"/>
-    <w:lsdException w:name="Light Grid Accent 6" w:uiPriority="62"/>
-    <w:lsdException w:name="Medium Shading 1 Accent 6" w:uiPriority="63"/>
-    <w:lsdException w:name="Medium Shading 2 Accent 6" w:uiPriority="64"/>
-    <w:lsdException w:name="Medium List 1 Accent 6" w:uiPriority="65"/>
-    <w:lsdException w:name="Medium List 2 Accent 6" w:uiPriority="66"/>
-    <w:lsdException w:name="Medium Grid 1 Accent 6" w:uiPriority="67"/>
-    <w:lsdException w:name="Medium Grid 2 Accent 6" w:uiPriority="68"/>
-    <w:lsdException w:name="Medium Grid 3 Accent 6" w:uiPriority="69"/>
-    <w:lsdException w:name="Dark List Accent 6" w:uiPriority="70"/>
-    <w:lsdException w:name="Colorful Shading Accent 6" w:uiPriority="71"/>
-    <w:lsdException w:name="Colorful List Accent 6" w:uiPriority="72"/>
-    <w:lsdException w:name="Colorful Grid Accent 6" w:uiPriority="73"/>
-    <w:lsdException w:name="Subtle Emphasis" w:uiPriority="19" w:qFormat="1"/>
-    <w:lsdException w:name="Intense Emphasis" w:uiPriority="21" w:qFormat="1"/>
-    <w:lsdException w:name="Subtle Reference" w:uiPriority="31" w:qFormat="1"/>
-    <w:lsdException w:name="Intense Reference" w:uiPriority="32" w:qFormat="1"/>
-    <w:lsdException w:name="Book Title" w:uiPriority="33" w:qFormat="1"/>
-    <w:lsdException w:name="Bibliography" w:semiHidden="1" w:uiPriority="37" w:unhideWhenUsed="1"/>
-    <w:lsdException w:name="TOC Heading" w:semiHidden="1" w:uiPriority="39" w:unhideWhenUsed="1" w:qFormat="1"/>
-    <w:lsdException w:name="Plain Table 1" w:uiPriority="41"/>
-    <w:lsdException w:name="Plain Table 2" w:uiPriority="42"/>
-    <w:lsdException w:name="Plain Table 3" w:uiPriority="43"/>
-    <w:lsdException w:name="Plain Table 4" w:uiPriority="44"/>
-    <w:lsdException w:name="Plain Table 5" w:uiPriority="45"/>
-    <w:lsdException w:name="Grid Table Light" w:uiPriority="40"/>
-    <w:lsdException w:name="Grid Table 1 Light" w:uiPriority="46"/>
-    <w:lsdException w:name="Grid Table 2" w:uiPriority="47"/>
-    <w:lsdException w:name="Grid Table 3" w:uiPriority="48"/>
-    <w:lsdException w:name="Grid Table 4" w:uiPriority="49"/>
-    <w:lsdException w:name="Grid Table 5 Dark" w:uiPriority="50"/>
-    <w:lsdException w:name="Grid Table 6 Colorful" w:uiPriority="51"/>
-    <w:lsdException w:name="Grid Table 7 Colorful" w:uiPriority="52"/>
-    <w:lsdException w:name="Grid Table 1 Light Accent 1" w:uiPriority="46"/>
-    <w:lsdException w:name="Grid Table 2 Accent 1" w:uiPriority="47"/>
-    <w:lsdException w:name="Grid Table 3 Accent 1" w:uiPriority="48"/>
-    <w:lsdException w:name="Grid Table 4 Accent 1" w:uiPriority="49"/>
-    <w:lsdException w:name="Grid Table 5 Dark Accent 1" w:uiPriority="50"/>
-    <w:lsdException w:name="Grid Table 6 Colorful Accent 1" w:uiPriority="51"/>
-    <w:lsdException w:name="Grid Table 7 Colorful Accent 1" w:uiPriority="52"/>
-    <w:lsdException w:name="Grid Table 1 Light Accent 2" w:uiPriority="46"/>
-    <w:lsdException w:name="Grid Table 2 Accent 2" w:uiPriority="47"/>
-    <w:lsdException w:name="Grid Table 3 Accent 2" w:uiPriority="48"/>
-    <w:lsdException w:name="Grid Table 4 Accent 2" w:uiPriority="49"/>
-    <w:lsdException w:name="Grid Table 5 Dark Accent 2" w:uiPriority="50"/>
-    <w:lsdException w:name="Grid Table 6 Colorful Accent 2" w:uiPriority="51"/>
-    <w:lsdException w:name="Grid Table 7 Colorful Accent 2" w:uiPriority="52"/>
-    <w:lsdException w:name="Grid Table 1 Light Accent 3" w:uiPriority="46"/>
-    <w:lsdException w:name="Grid Table 2 Accent 3" w:uiPriority="47"/>
-    <w:lsdException w:name="Grid Table 3 Accent 3" w:uiPriority="48"/>
-    <w:lsdException w:name="Grid Table 4 Accent 3" w:uiPriority="49"/>
-    <w:lsdException w:name="Grid Table 5 Dark Accent 3" w:uiPriority="50"/>
-    <w:lsdException w:name="Grid Table 6 Colorful Accent 3" w:uiPriority="51"/>
-    <w:lsdException w:name="Grid Table 7 Colorful Accent 3" w:uiPriority="52"/>
-    <w:lsdException w:name="Grid Table 1 Light Accent 4" w:uiPriority="46"/>
-    <w:lsdException w:name="Grid Table 2 Accent 4" w:uiPriority="47"/>
-    <w:lsdException w:name="Grid Table 3 Accent 4" w:uiPriority="48"/>
-    <w:lsdException w:name="Grid Table 4 Accent 4" w:uiPriority="49"/>
-    <w:lsdException w:name="Grid Table 5 Dark Accent 4" w:uiPriority="50"/>
-    <w:lsdException w:name="Grid Table 6 Colorful Accent 4" w:uiPriority="51"/>
-    <w:lsdException w:name="Grid Table 7 Colorful Accent 4" w:uiPriority="52"/>
-    <w:lsdException w:name="Grid Table 1 Light Accent 5" w:uiPriority="46"/>
-    <w:lsdException w:name="Grid Table 2 Accent 5" w:uiPriority="47"/>
-    <w:lsdException w:name="Grid Table 3 Accent 5" w:uiPriority="48"/>
-    <w:lsdException w:name="Grid Table 4 Accent 5" w:uiPriority="49"/>
-    <w:lsdException w:name="Grid Table 5 Dark Accent 5" w:uiPriority="50"/>
-    <w:lsdException w:name="Grid Table 6 Colorful Accent 5" w:uiPriority="51"/>
-    <w:lsdException w:name="Grid Table 7 Colorful Accent 5" w:uiPriority="52"/>
-    <w:lsdException w:name="Grid Table 1 Light Accent 6" w:uiPriority="46"/>
-    <w:lsdException w:name="Grid Table 2 Accent 6" w:uiPriority="47"/>
-    <w:lsdException w:name="Grid Table 3 Accent 6" w:uiPriority="48"/>
-    <w:lsdException w:name="Grid Table 4 Accent 6" w:uiPriority="49"/>
-    <w:lsdException w:name="Grid Table 5 Dark Accent 6" w:uiPriority="50"/>
-    <w:lsdException w:name="Grid Table 6 Colorful Accent 6" w:uiPriority="51"/>
-    <w:lsdException w:name="Grid Table 7 Colorful Accent 6" w:uiPriority="52"/>
-    <w:lsdException w:name="List Table 1 Light" w:uiPriority="46"/>
-    <w:lsdException w:name="List Table 2" w:uiPriority="47"/>
-    <w:lsdException w:name="List Table 3" w:uiPriority="48"/>
-    <w:lsdException w:name="List Table 4" w:uiPriority="49"/>
-    <w:lsdException w:name="List Table 5 Dark" w:uiPriority="50"/>
-    <w:lsdException w:name="List Table 6 Colorful" w:uiPriority="51"/>
-    <w:lsdException w:name="List Table 7 Colorful" w:uiPriority="52"/>
-    <w:lsdException w:name="List Table 1 Light Accent 1" w:uiPriority="46"/>
-    <w:lsdException w:name="List Table 2 Accent 1" w:uiPriority="47"/>
-    <w:lsdException w:name="List Table 3 Accent 1" w:uiPriority="48"/>
-    <w:lsdException w:name="List Table 4 Accent 1" w:uiPriority="49"/>
-    <w:lsdException w:name="List Table 5 Dark Accent 1" w:uiPriority="50"/>
-    <w:lsdException w:name="List Table 6 Colorful Accent 1" w:uiPriority="51"/>
-    <w:lsdException w:name="List Table 7 Colorful Accent 1" w:uiPriority="52"/>
-    <w:lsdException w:name="List Table 1 Light Accent 2" w:uiPriority="46"/>
-    <w:lsdException w:name="List Table 2 Accent 2" w:uiPriority="47"/>
-    <w:lsdException w:name="List Table 3 Accent 2" w:uiPriority="48"/>
-    <w:lsdException w:name="List Table 4 Accent 2" w:uiPriority="49"/>
-    <w:lsdException w:name="List Table 5 Dark Accent 2" w:uiPriority="50"/>
-    <w:lsdException w:name="List Table 6 Colorful Accent 2" w:uiPriority="51"/>
-    <w:lsdException w:name="List Table 7 Colorful Accent 2" w:uiPriority="52"/>
-    <w:lsdException w:name="List Table 1 Light Accent 3" w:uiPriority="46"/>
-    <w:lsdException w:name="List Table 2 Accent 3" w:uiPriority="47"/>
-    <w:lsdException w:name="List Table 3 Accent 3" w:uiPriority="48"/>
-    <w:lsdException w:name="List Table 4 Accent 3" w:uiPriority="49"/>
-    <w:lsdException w:name="List Table 5 Dark Accent 3" w:uiPriority="50"/>
-    <w:lsdException w:name="List Table 6 Colorful Accent 3" w:uiPriority="51"/>
-    <w:lsdException w:name="List Table 7 Colorful Accent 3" w:uiPriority="52"/>
-    <w:lsdException w:name="List Table 1 Light Accent 4" w:uiPriority="46"/>
-    <w:lsdException w:name="List Table 2 Accent 4" w:uiPriority="47"/>
-    <w:lsdException w:name="List Table 3 Accent 4" w:uiPriority="48"/>
-    <w:lsdException w:name="List Table 4 Accent 4" w:uiPriority="49"/>
-    <w:lsdException w:name="List Table 5 Dark Accent 4" w:uiPriority="50"/>
-    <w:lsdException w:name="List Table 6 Colorful Accent 4" w:uiPriority="51"/>
-    <w:lsdException w:name="List Table 7 Colorful Accent 4" w:uiPriority="52"/>
-    <w:lsdException w:name="List Table 1 Light Accent 5" w:uiPriority="46"/>
-    <w:lsdException w:name="List Table 2 Accent 5" w:uiPriority="47"/>
-    <w:lsdException w:name="List Table 3 Accent 5" w:uiPriority="48"/>
-    <w:lsdException w:name="List Table 4 Accent 5" w:uiPriority="49"/>
-    <w:lsdException w:name="List Table 5 Dark Accent 5" w:uiPriority="50"/>
-    <w:lsdException w:name="List Table 6 Colorful Accent 5" w:uiPriority="51"/>
-    <w:lsdException w:name="List Table 7 Colorful Accent 5" w:uiPriority="52"/>
-    <w:lsdException w:name="List Table 1 Light Accent 6" w:uiPriority="46"/>
-    <w:lsdException w:name="List Table 2 Accent 6" w:uiPriority="47"/>
-    <w:lsdException w:name="List Table 3 Accent 6" w:uiPriority="48"/>
-    <w:lsdException w:name="List Table 4 Accent 6" w:uiPriority="49"/>
-    <w:lsdException w:name="List Table 5 Dark Accent 6" w:uiPriority="50"/>
-    <w:lsdException w:name="List Table 6 Colorful Accent 6" w:uiPriority="51"/>
-    <w:lsdException w:name="List Table 7 Colorful Accent 6" w:uiPriority="52"/>
-    <w:lsdException w:name="Mention" w:semiHidden="1" w:unhideWhenUsed="1"/>
-    <w:lsdException w:name="Smart Hyperlink" w:semiHidden="1" w:unhideWhenUsed="1"/>
-    <w:lsdException w:name="Hashtag" w:semiHidden="1" w:unhideWhenUsed="1"/>
-    <w:lsdException w:name="Unresolved Mention" w:semiHidden="1" w:unhideWhenUsed="1"/>
-    <w:lsdException w:name="Smart Link" w:semiHidden="1" w:unhideWhenUsed="1"/>
+  <w:latentStyles w:defLockedState="0" w:defUIPriority="99" w:defSemiHidden="1" w:defUnhideWhenUsed="1" w:defQFormat="0" w:count="267">
+    <w:lsdException w:name="Normal" w:semiHidden="0" w:uiPriority="0" w:unhideWhenUsed="0" w:qFormat="1"/>
+    <w:lsdException w:name="heading 1" w:semiHidden="0" w:uiPriority="9" w:unhideWhenUsed="0" w:qFormat="1"/>
+    <w:lsdException w:name="heading 2" w:uiPriority="9" w:qFormat="1"/>
+    <w:lsdException w:name="heading 3" w:uiPriority="9" w:qFormat="1"/>
+    <w:lsdException w:name="heading 4" w:uiPriority="9" w:qFormat="1"/>
+    <w:lsdException w:name="heading 5" w:uiPriority="9" w:qFormat="1"/>
+    <w:lsdException w:name="heading 6" w:uiPriority="9" w:qFormat="1"/>
+    <w:lsdException w:name="heading 7" w:uiPriority="9" w:qFormat="1"/>
+    <w:lsdException w:name="heading 8" w:uiPriority="9" w:qFormat="1"/>
+    <w:lsdException w:name="heading 9" w:uiPriority="9" w:qFormat="1"/>
+    <w:lsdException w:name="toc 1" w:uiPriority="39"/>
+    <w:lsdException w:name="toc 2" w:uiPriority="39"/>
+    <w:lsdException w:name="toc 3" w:uiPriority="39"/>
+    <w:lsdException w:name="toc 4" w:uiPriority="39"/>
+    <w:lsdException w:name="toc 5" w:uiPriority="39"/>
+    <w:lsdException w:name="toc 6" w:uiPriority="39"/>
+    <w:lsdException w:name="toc 7" w:uiPriority="39"/>
+    <w:lsdException w:name="toc 8" w:uiPriority="39"/>
+    <w:lsdException w:name="toc 9" w:uiPriority="39"/>
+    <w:lsdException w:name="caption" w:uiPriority="35" w:qFormat="1"/>
+    <w:lsdException w:name="Title" w:semiHidden="0" w:uiPriority="10" w:unhideWhenUsed="0" w:qFormat="1"/>
+    <w:lsdException w:name="Default Paragraph Font" w:uiPriority="1"/>
+    <w:lsdException w:name="Subtitle" w:semiHidden="0" w:uiPriority="11" w:unhideWhenUsed="0" w:qFormat="1"/>
+    <w:lsdException w:name="Strong" w:semiHidden="0" w:uiPriority="22" w:unhideWhenUsed="0" w:qFormat="1"/>
+    <w:lsdException w:name="Emphasis" w:semiHidden="0" w:uiPriority="20" w:unhideWhenUsed="0" w:qFormat="1"/>
+    <w:lsdException w:name="Table Grid" w:semiHidden="0" w:uiPriority="39" w:unhideWhenUsed="0"/>
+    <w:lsdException w:name="Placeholder Text" w:unhideWhenUsed="0"/>
+    <w:lsdException w:name="No Spacing" w:semiHidden="0" w:uiPriority="1" w:unhideWhenUsed="0" w:qFormat="1"/>
+    <w:lsdException w:name="Light Shading" w:semiHidden="0" w:uiPriority="60" w:unhideWhenUsed="0"/>
+    <w:lsdException w:name="Light List" w:semiHidden="0" w:uiPriority="61" w:unhideWhenUsed="0"/>
+    <w:lsdException w:name="Light Grid" w:semiHidden="0" w:uiPriority="62" w:unhideWhenUsed="0"/>
+    <w:lsdException w:name="Medium Shading 1" w:semiHidden="0" w:uiPriority="63" w:unhideWhenUsed="0"/>
+    <w:lsdException w:name="Medium Shading 2" w:semiHidden="0" w:uiPriority="64" w:unhideWhenUsed="0"/>
+    <w:lsdException w:name="Medium List 1" w:semiHidden="0" w:uiPriority="65" w:unhideWhenUsed="0"/>
+    <w:lsdException w:name="Medium List 2" w:semiHidden="0" w:uiPriority="66" w:unhideWhenUsed="0"/>
+    <w:lsdException w:name="Medium Grid 1" w:semiHidden="0" w:uiPriority="67" w:unhideWhenUsed="0"/>
+    <w:lsdException w:name="Medium Grid 2" w:semiHidden="0" w:uiPriority="68" w:unhideWhenUsed="0"/>
+    <w:lsdException w:name="Medium Grid 3" w:semiHidden="0" w:uiPriority="69" w:unhideWhenUsed="0"/>
+    <w:lsdException w:name="Dark List" w:semiHidden="0" w:uiPriority="70" w:unhideWhenUsed="0"/>
+    <w:lsdException w:name="Colorful Shading" w:semiHidden="0" w:uiPriority="71" w:unhideWhenUsed="0"/>
+    <w:lsdException w:name="Colorful List" w:semiHidden="0" w:uiPriority="72" w:unhideWhenUsed="0"/>
+    <w:lsdException w:name="Colorful Grid" w:semiHidden="0" w:uiPriority="73" w:unhideWhenUsed="0"/>
+    <w:lsdException w:name="Light Shading Accent 1" w:semiHidden="0" w:uiPriority="60" w:unhideWhenUsed="0"/>
+    <w:lsdException w:name="Light List Accent 1" w:semiHidden="0" w:uiPriority="61" w:unhideWhenUsed="0"/>
+    <w:lsdException w:name="Light Grid Accent 1" w:semiHidden="0" w:uiPriority="62" w:unhideWhenUsed="0"/>
+    <w:lsdException w:name="Medium Shading 1 Accent 1" w:semiHidden="0" w:uiPriority="63" w:unhideWhenUsed="0"/>
+    <w:lsdException w:name="Medium Shading 2 Accent 1" w:semiHidden="0" w:uiPriority="64" w:unhideWhenUsed="0"/>
+    <w:lsdException w:name="Medium List 1 Accent 1" w:semiHidden="0" w:uiPriority="65" w:unhideWhenUsed="0"/>
+    <w:lsdException w:name="Revision" w:unhideWhenUsed="0"/>
+    <w:lsdException w:name="List Paragraph" w:semiHidden="0" w:uiPriority="34" w:unhideWhenUsed="0" w:qFormat="1"/>
+    <w:lsdException w:name="Quote" w:semiHidden="0" w:uiPriority="29" w:unhideWhenUsed="0" w:qFormat="1"/>
+    <w:lsdException w:name="Intense Quote" w:semiHidden="0" w:uiPriority="30" w:unhideWhenUsed="0" w:qFormat="1"/>
+    <w:lsdException w:name="Medium List 2 Accent 1" w:semiHidden="0" w:uiPriority="66" w:unhideWhenUsed="0"/>
+    <w:lsdException w:name="Medium Grid 1 Accent 1" w:semiHidden="0" w:uiPriority="67" w:unhideWhenUsed="0"/>
+    <w:lsdException w:name="Medium Grid 2 Accent 1" w:semiHidden="0" w:uiPriority="68" w:unhideWhenUsed="0"/>
+    <w:lsdException w:name="Medium Grid 3 Accent 1" w:semiHidden="0" w:uiPriority="69" w:unhideWhenUsed="0"/>
+    <w:lsdException w:name="Dark List Accent 1" w:semiHidden="0" w:uiPriority="70" w:unhideWhenUsed="0"/>
+    <w:lsdException w:name="Colorful Shading Accent 1" w:semiHidden="0" w:uiPriority="71" w:unhideWhenUsed="0"/>
+    <w:lsdException w:name="Colorful List Accent 1" w:semiHidden="0" w:uiPriority="72" w:unhideWhenUsed="0"/>
+    <w:lsdException w:name="Colorful Grid Accent 1" w:semiHidden="0" w:uiPriority="73" w:unhideWhenUsed="0"/>
+    <w:lsdException w:name="Light Shading Accent 2" w:semiHidden="0" w:uiPriority="60" w:unhideWhenUsed="0"/>
+    <w:lsdException w:name="Light List Accent 2" w:semiHidden="0" w:uiPriority="61" w:unhideWhenUsed="0"/>
+    <w:lsdException w:name="Light Grid Accent 2" w:semiHidden="0" w:uiPriority="62" w:unhideWhenUsed="0"/>
+    <w:lsdException w:name="Medium Shading 1 Accent 2" w:semiHidden="0" w:uiPriority="63" w:unhideWhenUsed="0"/>
+    <w:lsdException w:name="Medium Shading 2 Accent 2" w:semiHidden="0" w:uiPriority="64" w:unhideWhenUsed="0"/>
+    <w:lsdException w:name="Medium List 1 Accent 2" w:semiHidden="0" w:uiPriority="65" w:unhideWhenUsed="0"/>
+    <w:lsdException w:name="Medium List 2 Accent 2" w:semiHidden="0" w:uiPriority="66" w:unhideWhenUsed="0"/>
+    <w:lsdException w:name="Medium Grid 1 Accent 2" w:semiHidden="0" w:uiPriority="67" w:unhideWhenUsed="0"/>
+    <w:lsdException w:name="Medium Grid 2 Accent 2" w:semiHidden="0" w:uiPriority="68" w:unhideWhenUsed="0"/>
+    <w:lsdException w:name="Medium Grid 3 Accent 2" w:semiHidden="0" w:uiPriority="69" w:unhideWhenUsed="0"/>
+    <w:lsdException w:name="Dark List Accent 2" w:semiHidden="0" w:uiPriority="70" w:unhideWhenUsed="0"/>
+    <w:lsdException w:name="Colorful Shading Accent 2" w:semiHidden="0" w:uiPriority="71" w:unhideWhenUsed="0"/>
+    <w:lsdException w:name="Colorful List Accent 2" w:semiHidden="0" w:uiPriority="72" w:unhideWhenUsed="0"/>
+    <w:lsdException w:name="Colorful Grid Accent 2" w:semiHidden="0" w:uiPriority="73" w:unhideWhenUsed="0"/>
+    <w:lsdException w:name="Light Shading Accent 3" w:semiHidden="0" w:uiPriority="60" w:unhideWhenUsed="0"/>
+    <w:lsdException w:name="Light List Accent 3" w:semiHidden="0" w:uiPriority="61" w:unhideWhenUsed="0"/>
+    <w:lsdException w:name="Light Grid Accent 3" w:semiHidden="0" w:uiPriority="62" w:unhideWhenUsed="0"/>
+    <w:lsdException w:name="Medium Shading 1 Accent 3" w:semiHidden="0" w:uiPriority="63" w:unhideWhenUsed="0"/>
+    <w:lsdException w:name="Medium Shading 2 Accent 3" w:semiHidden="0" w:uiPriority="64" w:unhideWhenUsed="0"/>
+    <w:lsdException w:name="Medium List 1 Accent 3" w:semiHidden="0" w:uiPriority="65" w:unhideWhenUsed="0"/>
+    <w:lsdException w:name="Medium List 2 Accent 3" w:semiHidden="0" w:uiPriority="66" w:unhideWhenUsed="0"/>
+    <w:lsdException w:name="Medium Grid 1 Accent 3" w:semiHidden="0" w:uiPriority="67" w:unhideWhenUsed="0"/>
+    <w:lsdException w:name="Medium Grid 2 Accent 3" w:semiHidden="0" w:uiPriority="68" w:unhideWhenUsed="0"/>
+    <w:lsdException w:name="Medium Grid 3 Accent 3" w:semiHidden="0" w:uiPriority="69" w:unhideWhenUsed="0"/>
+    <w:lsdException w:name="Dark List Accent 3" w:semiHidden="0" w:uiPriority="70" w:unhideWhenUsed="0"/>
+    <w:lsdException w:name="Colorful Shading Accent 3" w:semiHidden="0" w:uiPriority="71" w:unhideWhenUsed="0"/>
+    <w:lsdException w:name="Colorful List Accent 3" w:semiHidden="0" w:uiPriority="72" w:unhideWhenUsed="0"/>
+    <w:lsdException w:name="Colorful Grid Accent 3" w:semiHidden="0" w:uiPriority="73" w:unhideWhenUsed="0"/>
+    <w:lsdException w:name="Light Shading Accent 4" w:semiHidden="0" w:uiPriority="60" w:unhideWhenUsed="0"/>
+    <w:lsdException w:name="Light List Accent 4" w:semiHidden="0" w:uiPriority="61" w:unhideWhenUsed="0"/>
+    <w:lsdException w:name="Light Grid Accent 4" w:semiHidden="0" w:uiPriority="62" w:unhideWhenUsed="0"/>
+    <w:lsdException w:name="Medium Shading 1 Accent 4" w:semiHidden="0" w:uiPriority="63" w:unhideWhenUsed="0"/>
+    <w:lsdException w:name="Medium Shading 2 Accent 4" w:semiHidden="0" w:uiPriority="64" w:unhideWhenUsed="0"/>
+    <w:lsdException w:name="Medium List 1 Accent 4" w:semiHidden="0" w:uiPriority="65" w:unhideWhenUsed="0"/>
+    <w:lsdException w:name="Medium List 2 Accent 4" w:semiHidden="0" w:uiPriority="66" w:unhideWhenUsed="0"/>
+    <w:lsdException w:name="Medium Grid 1 Accent 4" w:semiHidden="0" w:uiPriority="67" w:unhideWhenUsed="0"/>
+    <w:lsdException w:name="Medium Grid 2 Accent 4" w:semiHidden="0" w:uiPriority="68" w:unhideWhenUsed="0"/>
+    <w:lsdException w:name="Medium Grid 3 Accent 4" w:semiHidden="0" w:uiPriority="69" w:unhideWhenUsed="0"/>
+    <w:lsdException w:name="Dark List Accent 4" w:semiHidden="0" w:uiPriority="70" w:unhideWhenUsed="0"/>
+    <w:lsdException w:name="Colorful Shading Accent 4" w:semiHidden="0" w:uiPriority="71" w:unhideWhenUsed="0"/>
+    <w:lsdException w:name="Colorful List Accent 4" w:semiHidden="0" w:uiPriority="72" w:unhideWhenUsed="0"/>
+    <w:lsdException w:name="Colorful Grid Accent 4" w:semiHidden="0" w:uiPriority="73" w:unhideWhenUsed="0"/>
+    <w:lsdException w:name="Light Shading Accent 5" w:semiHidden="0" w:uiPriority="60" w:unhideWhenUsed="0"/>
+    <w:lsdException w:name="Light List Accent 5" w:semiHidden="0" w:uiPriority="61" w:unhideWhenUsed="0"/>
+    <w:lsdException w:name="Light Grid Accent 5" w:semiHidden="0" w:uiPriority="62" w:unhideWhenUsed="0"/>
+    <w:lsdException w:name="Medium Shading 1 Accent 5" w:semiHidden="0" w:uiPriority="63" w:unhideWhenUsed="0"/>
+    <w:lsdException w:name="Medium Shading 2 Accent 5" w:semiHidden="0" w:uiPriority="64" w:unhideWhenUsed="0"/>
+    <w:lsdException w:name="Medium List 1 Accent 5" w:semiHidden="0" w:uiPriority="65" w:unhideWhenUsed="0"/>
+    <w:lsdException w:name="Medium List 2 Accent 5" w:semiHidden="0" w:uiPriority="66" w:unhideWhenUsed="0"/>
+    <w:lsdException w:name="Medium Grid 1 Accent 5" w:semiHidden="0" w:uiPriority="67" w:unhideWhenUsed="0"/>
+    <w:lsdException w:name="Medium Grid 2 Accent 5" w:semiHidden="0" w:uiPriority="68" w:unhideWhenUsed="0"/>
+    <w:lsdException w:name="Medium Grid 3 Accent 5" w:semiHidden="0" w:uiPriority="69" w:unhideWhenUsed="0"/>
+    <w:lsdException w:name="Dark List Accent 5" w:semiHidden="0" w:uiPriority="70" w:unhideWhenUsed="0"/>
+    <w:lsdException w:name="Colorful Shading Accent 5" w:semiHidden="0" w:uiPriority="71" w:unhideWhenUsed="0"/>
+    <w:lsdException w:name="Colorful List Accent 5" w:semiHidden="0" w:uiPriority="72" w:unhideWhenUsed="0"/>
+    <w:lsdException w:name="Colorful Grid Accent 5" w:semiHidden="0" w:uiPriority="73" w:unhideWhenUsed="0"/>
+    <w:lsdException w:name="Light Shading Accent 6" w:semiHidden="0" w:uiPriority="60" w:unhideWhenUsed="0"/>
+    <w:lsdException w:name="Light List Accent 6" w:semiHidden="0" w:uiPriority="61" w:unhideWhenUsed="0"/>
+    <w:lsdException w:name="Light Grid Accent 6" w:semiHidden="0" w:uiPriority="62" w:unhideWhenUsed="0"/>
+    <w:lsdException w:name="Medium Shading 1 Accent 6" w:semiHidden="0" w:uiPriority="63" w:unhideWhenUsed="0"/>
+    <w:lsdException w:name="Medium Shading 2 Accent 6" w:semiHidden="0" w:uiPriority="64" w:unhideWhenUsed="0"/>
+    <w:lsdException w:name="Medium List 1 Accent 6" w:semiHidden="0" w:uiPriority="65" w:unhideWhenUsed="0"/>
+    <w:lsdException w:name="Medium List 2 Accent 6" w:semiHidden="0" w:uiPriority="66" w:unhideWhenUsed="0"/>
+    <w:lsdException w:name="Medium Grid 1 Accent 6" w:semiHidden="0" w:uiPriority="67" w:unhideWhenUsed="0"/>
+    <w:lsdException w:name="Medium Grid 2 Accent 6" w:semiHidden="0" w:uiPriority="68" w:unhideWhenUsed="0"/>
+    <w:lsdException w:name="Medium Grid 3 Accent 6" w:semiHidden="0" w:uiPriority="69" w:unhideWhenUsed="0"/>
+    <w:lsdException w:name="Dark List Accent 6" w:semiHidden="0" w:uiPriority="70" w:unhideWhenUsed="0"/>
+    <w:lsdException w:name="Colorful Shading Accent 6" w:semiHidden="0" w:uiPriority="71" w:unhideWhenUsed="0"/>
+    <w:lsdException w:name="Colorful List Accent 6" w:semiHidden="0" w:uiPriority="72" w:unhideWhenUsed="0"/>
+    <w:lsdException w:name="Colorful Grid Accent 6" w:semiHidden="0" w:uiPriority="73" w:unhideWhenUsed="0"/>
+    <w:lsdException w:name="Subtle Emphasis" w:semiHidden="0" w:uiPriority="19" w:unhideWhenUsed="0" w:qFormat="1"/>
+    <w:lsdException w:name="Intense Emphasis" w:semiHidden="0" w:uiPriority="21" w:unhideWhenUsed="0" w:qFormat="1"/>
+    <w:lsdException w:name="Subtle Reference" w:semiHidden="0" w:uiPriority="31" w:unhideWhenUsed="0" w:qFormat="1"/>
+    <w:lsdException w:name="Intense Reference" w:semiHidden="0" w:uiPriority="32" w:unhideWhenUsed="0" w:qFormat="1"/>
+    <w:lsdException w:name="Book Title" w:semiHidden="0" w:uiPriority="33" w:unhideWhenUsed="0" w:qFormat="1"/>
+    <w:lsdException w:name="Bibliography" w:uiPriority="37"/>
+    <w:lsdException w:name="TOC Heading" w:uiPriority="39" w:qFormat="1"/>
   </w:latentStyles>
   <w:style w:type="paragraph" w:default="1" w:styleId="Normal">
     <w:name w:val="Normal"/>
     <w:qFormat/>
+    <w:rsid w:val="009C081E"/>
+    <w:pPr>
+      <w:spacing w:after="160" w:line="259" w:lineRule="auto"/>
+    </w:pPr>
+    <w:rPr>
+      <w:rFonts w:asciiTheme="majorBidi" w:eastAsia="Aptos" w:hAnsiTheme="majorBidi" w:cs="Arial"/>
+      <w:b/>
+      <w:color w:val="8D4354"/>
+      <w:sz w:val="16"/>
+    </w:rPr>
   </w:style>
   <w:style w:type="paragraph" w:styleId="Titre1">
     <w:name w:val="heading 1"/>
@@ -855,6 +571,7 @@
     <w:uiPriority w:val="99"/>
     <w:semiHidden/>
     <w:unhideWhenUsed/>
+    <w:qFormat/>
     <w:tblPr>
       <w:tblInd w:w="0" w:type="dxa"/>
       <w:tblCellMar>
@@ -876,6 +593,7 @@
     <w:basedOn w:val="Policepardfaut"/>
     <w:link w:val="Titre1"/>
     <w:uiPriority w:val="9"/>
+    <w:qFormat/>
     <w:rsid w:val="007C4EC7"/>
     <w:rPr>
       <w:rFonts w:asciiTheme="majorHAnsi" w:eastAsiaTheme="majorEastAsia" w:hAnsiTheme="majorHAnsi" w:cstheme="majorBidi"/>
@@ -890,6 +608,7 @@
     <w:link w:val="Titre2"/>
     <w:uiPriority w:val="9"/>
     <w:semiHidden/>
+    <w:qFormat/>
     <w:rsid w:val="007C4EC7"/>
     <w:rPr>
       <w:rFonts w:asciiTheme="majorHAnsi" w:eastAsiaTheme="majorEastAsia" w:hAnsiTheme="majorHAnsi" w:cstheme="majorBidi"/>
@@ -904,6 +623,7 @@
     <w:link w:val="Titre3"/>
     <w:uiPriority w:val="9"/>
     <w:semiHidden/>
+    <w:qFormat/>
     <w:rsid w:val="007C4EC7"/>
     <w:rPr>
       <w:rFonts w:eastAsiaTheme="majorEastAsia" w:cstheme="majorBidi"/>
@@ -918,6 +638,7 @@
     <w:link w:val="Titre4"/>
     <w:uiPriority w:val="9"/>
     <w:semiHidden/>
+    <w:qFormat/>
     <w:rsid w:val="007C4EC7"/>
     <w:rPr>
       <w:rFonts w:eastAsiaTheme="majorEastAsia" w:cstheme="majorBidi"/>
@@ -932,6 +653,7 @@
     <w:link w:val="Titre5"/>
     <w:uiPriority w:val="9"/>
     <w:semiHidden/>
+    <w:qFormat/>
     <w:rsid w:val="007C4EC7"/>
     <w:rPr>
       <w:rFonts w:eastAsiaTheme="majorEastAsia" w:cstheme="majorBidi"/>
@@ -944,6 +666,7 @@
     <w:link w:val="Titre6"/>
     <w:uiPriority w:val="9"/>
     <w:semiHidden/>
+    <w:qFormat/>
     <w:rsid w:val="007C4EC7"/>
     <w:rPr>
       <w:rFonts w:eastAsiaTheme="majorEastAsia" w:cstheme="majorBidi"/>
@@ -958,6 +681,7 @@
     <w:link w:val="Titre7"/>
     <w:uiPriority w:val="9"/>
     <w:semiHidden/>
+    <w:qFormat/>
     <w:rsid w:val="007C4EC7"/>
     <w:rPr>
       <w:rFonts w:eastAsiaTheme="majorEastAsia" w:cstheme="majorBidi"/>
@@ -970,6 +694,7 @@
     <w:link w:val="Titre8"/>
     <w:uiPriority w:val="9"/>
     <w:semiHidden/>
+    <w:qFormat/>
     <w:rsid w:val="007C4EC7"/>
     <w:rPr>
       <w:rFonts w:eastAsiaTheme="majorEastAsia" w:cstheme="majorBidi"/>
@@ -984,59 +709,35 @@
     <w:link w:val="Titre9"/>
     <w:uiPriority w:val="9"/>
     <w:semiHidden/>
+    <w:qFormat/>
     <w:rsid w:val="007C4EC7"/>
     <w:rPr>
       <w:rFonts w:eastAsiaTheme="majorEastAsia" w:cstheme="majorBidi"/>
       <w:color w:val="272727" w:themeColor="text1" w:themeTint="D8"/>
     </w:rPr>
   </w:style>
-  <w:style w:type="paragraph" w:styleId="Titre">
-    <w:name w:val="Title"/>
-    <w:basedOn w:val="Normal"/>
-    <w:next w:val="Normal"/>
-    <w:link w:val="TitreCar"/>
+  <w:style w:type="character" w:customStyle="1" w:styleId="TitreCar">
+    <w:name w:val="Titre Car"/>
+    <w:basedOn w:val="Policepardfaut"/>
+    <w:link w:val="Titre"/>
     <w:uiPriority w:val="10"/>
     <w:qFormat/>
     <w:rsid w:val="007C4EC7"/>
-    <w:pPr>
-      <w:spacing w:after="80" w:line="240" w:lineRule="auto"/>
-      <w:contextualSpacing/>
-    </w:pPr>
     <w:rPr>
       <w:rFonts w:asciiTheme="majorHAnsi" w:eastAsiaTheme="majorEastAsia" w:hAnsiTheme="majorHAnsi" w:cstheme="majorBidi"/>
       <w:spacing w:val="-10"/>
-      <w:kern w:val="28"/>
+      <w:kern w:val="2"/>
       <w:sz w:val="56"/>
       <w:szCs w:val="56"/>
     </w:rPr>
   </w:style>
-  <w:style w:type="character" w:customStyle="1" w:styleId="TitreCar">
-    <w:name w:val="Titre Car"/>
-    <w:basedOn w:val="Policepardfaut"/>
-    <w:link w:val="Titre"/>
-    <w:uiPriority w:val="10"/>
-    <w:rsid w:val="007C4EC7"/>
-    <w:rPr>
-      <w:rFonts w:asciiTheme="majorHAnsi" w:eastAsiaTheme="majorEastAsia" w:hAnsiTheme="majorHAnsi" w:cstheme="majorBidi"/>
-      <w:spacing w:val="-10"/>
-      <w:kern w:val="28"/>
-      <w:sz w:val="56"/>
-      <w:szCs w:val="56"/>
-    </w:rPr>
-  </w:style>
-  <w:style w:type="paragraph" w:styleId="Sous-titre">
-    <w:name w:val="Subtitle"/>
-    <w:basedOn w:val="Normal"/>
-    <w:next w:val="Normal"/>
-    <w:link w:val="Sous-titreCar"/>
+  <w:style w:type="character" w:customStyle="1" w:styleId="Sous-titreCar">
+    <w:name w:val="Sous-titre Car"/>
+    <w:basedOn w:val="Policepardfaut"/>
+    <w:link w:val="Sous-titre"/>
     <w:uiPriority w:val="11"/>
     <w:qFormat/>
     <w:rsid w:val="007C4EC7"/>
-    <w:pPr>
-      <w:numPr>
-        <w:ilvl w:val="1"/>
-      </w:numPr>
-    </w:pPr>
     <w:rPr>
       <w:rFonts w:eastAsiaTheme="majorEastAsia" w:cstheme="majorBidi"/>
       <w:color w:val="595959" w:themeColor="text1" w:themeTint="A6"/>
@@ -1045,11 +746,230 @@
       <w:szCs w:val="28"/>
     </w:rPr>
   </w:style>
-  <w:style w:type="character" w:customStyle="1" w:styleId="Sous-titreCar">
-    <w:name w:val="Sous-titre Car"/>
-    <w:basedOn w:val="Policepardfaut"/>
-    <w:link w:val="Sous-titre"/>
+  <w:style w:type="character" w:customStyle="1" w:styleId="CitationCar">
+    <w:name w:val="Citation Car"/>
+    <w:basedOn w:val="Policepardfaut"/>
+    <w:link w:val="Citation"/>
+    <w:uiPriority w:val="29"/>
+    <w:qFormat/>
+    <w:rsid w:val="007C4EC7"/>
+    <w:rPr>
+      <w:i/>
+      <w:iCs/>
+      <w:color w:val="404040" w:themeColor="text1" w:themeTint="BF"/>
+    </w:rPr>
+  </w:style>
+  <w:style w:type="character" w:styleId="Emphaseintense">
+    <w:name w:val="Intense Emphasis"/>
+    <w:basedOn w:val="Policepardfaut"/>
+    <w:uiPriority w:val="21"/>
+    <w:qFormat/>
+    <w:rsid w:val="007C4EC7"/>
+    <w:rPr>
+      <w:i/>
+      <w:iCs/>
+      <w:color w:val="0F4761" w:themeColor="accent1" w:themeShade="BF"/>
+    </w:rPr>
+  </w:style>
+  <w:style w:type="character" w:customStyle="1" w:styleId="CitationintenseCar">
+    <w:name w:val="Citation intense Car"/>
+    <w:basedOn w:val="Policepardfaut"/>
+    <w:link w:val="Citationintense"/>
+    <w:uiPriority w:val="30"/>
+    <w:qFormat/>
+    <w:rsid w:val="007C4EC7"/>
+    <w:rPr>
+      <w:i/>
+      <w:iCs/>
+      <w:color w:val="0F4761" w:themeColor="accent1" w:themeShade="BF"/>
+    </w:rPr>
+  </w:style>
+  <w:style w:type="character" w:styleId="Rfrenceintense">
+    <w:name w:val="Intense Reference"/>
+    <w:basedOn w:val="Policepardfaut"/>
+    <w:uiPriority w:val="32"/>
+    <w:qFormat/>
+    <w:rsid w:val="007C4EC7"/>
+    <w:rPr>
+      <w:b/>
+      <w:bCs/>
+      <w:smallCaps/>
+      <w:color w:val="0F4761" w:themeColor="accent1" w:themeShade="BF"/>
+      <w:spacing w:val="5"/>
+    </w:rPr>
+  </w:style>
+  <w:style w:type="character" w:customStyle="1" w:styleId="En-tteCar">
+    <w:name w:val="En-tête Car"/>
+    <w:basedOn w:val="Policepardfaut"/>
+    <w:link w:val="En-tte"/>
+    <w:uiPriority w:val="99"/>
+    <w:qFormat/>
+    <w:rsid w:val="000707FF"/>
+  </w:style>
+  <w:style w:type="character" w:customStyle="1" w:styleId="PieddepageCar">
+    <w:name w:val="Pied de page Car"/>
+    <w:basedOn w:val="Policepardfaut"/>
+    <w:link w:val="Pieddepage"/>
+    <w:uiPriority w:val="99"/>
+    <w:qFormat/>
+    <w:rsid w:val="000707FF"/>
+  </w:style>
+  <w:style w:type="character" w:customStyle="1" w:styleId="ipclegendeCar">
+    <w:name w:val="ipc_legende Car"/>
+    <w:basedOn w:val="Policepardfaut"/>
+    <w:link w:val="ipclegende"/>
+    <w:qFormat/>
+    <w:rsid w:val="00043809"/>
+    <w:rPr>
+      <w:rFonts w:ascii="Times New Roman" w:eastAsia="Aptos" w:hAnsi="Times New Roman" w:cs="Arial"/>
+      <w:b/>
+      <w:bCs/>
+      <w:spacing w:val="13"/>
+      <w:sz w:val="16"/>
+    </w:rPr>
+  </w:style>
+  <w:style w:type="character" w:customStyle="1" w:styleId="ipctitre0Car">
+    <w:name w:val="ipc_titre_0 Car"/>
+    <w:basedOn w:val="ipclegendeCar"/>
+    <w:link w:val="ipctitre0"/>
+    <w:qFormat/>
+    <w:rsid w:val="00AE7A36"/>
+    <w:rPr>
+      <w:b/>
+      <w:bCs/>
+      <w:color w:val="CA400A"/>
+      <w:sz w:val="20"/>
+    </w:rPr>
+  </w:style>
+  <w:style w:type="character" w:customStyle="1" w:styleId="ipccorpsCar">
+    <w:name w:val="ipc_corps Car"/>
+    <w:basedOn w:val="ipctitre0Car"/>
+    <w:link w:val="ipccorps"/>
+    <w:qFormat/>
+    <w:rsid w:val="00A809A4"/>
+    <w:rPr>
+      <w:bCs/>
+      <w:sz w:val="18"/>
+      <w:szCs w:val="24"/>
+    </w:rPr>
+  </w:style>
+  <w:style w:type="character" w:customStyle="1" w:styleId="ipcpara0Car">
+    <w:name w:val="ipc_para_0 Car"/>
+    <w:basedOn w:val="ipccorpsCar"/>
+    <w:link w:val="ipcpara0"/>
+    <w:qFormat/>
+    <w:rsid w:val="00A809A4"/>
+    <w:rPr>
+      <w:rFonts w:eastAsia="Times New Roman" w:cs="Times New Roman"/>
+      <w:b/>
+      <w:bCs/>
+      <w:color w:val="8D4354"/>
+      <w:kern w:val="0"/>
+    </w:rPr>
+  </w:style>
+  <w:style w:type="character" w:styleId="Emphaseple">
+    <w:name w:val="Subtle Emphasis"/>
+    <w:basedOn w:val="Policepardfaut"/>
+    <w:uiPriority w:val="19"/>
+    <w:qFormat/>
+    <w:rsid w:val="00A14A34"/>
+    <w:rPr>
+      <w:i/>
+      <w:iCs/>
+      <w:color w:val="808080" w:themeColor="text1" w:themeTint="7F"/>
+    </w:rPr>
+  </w:style>
+  <w:style w:type="character" w:customStyle="1" w:styleId="ipclegendetableauCar">
+    <w:name w:val="ipc_legende_tableau Car"/>
+    <w:basedOn w:val="ipcpara0Car"/>
+    <w:link w:val="ipclegendetableau"/>
+    <w:qFormat/>
+    <w:rsid w:val="00A14A34"/>
+    <w:rPr>
+      <w:b/>
+      <w:bCs/>
+      <w:sz w:val="16"/>
+    </w:rPr>
+  </w:style>
+  <w:style w:type="character" w:styleId="Lienhypertexte">
+    <w:name w:val="Hyperlink"/>
+    <w:rsid w:val="00A204FC"/>
+    <w:rPr>
+      <w:color w:val="000080"/>
+      <w:u w:val="single"/>
+    </w:rPr>
+  </w:style>
+  <w:style w:type="paragraph" w:styleId="Titre">
+    <w:name w:val="Title"/>
+    <w:basedOn w:val="Normal"/>
+    <w:next w:val="Corpsdetexte"/>
+    <w:link w:val="TitreCar"/>
+    <w:uiPriority w:val="10"/>
+    <w:qFormat/>
+    <w:rsid w:val="007C4EC7"/>
+    <w:pPr>
+      <w:spacing w:after="80" w:line="240" w:lineRule="auto"/>
+      <w:contextualSpacing/>
+    </w:pPr>
+    <w:rPr>
+      <w:rFonts w:asciiTheme="majorHAnsi" w:eastAsiaTheme="majorEastAsia" w:hAnsiTheme="majorHAnsi" w:cstheme="majorBidi"/>
+      <w:spacing w:val="-10"/>
+      <w:sz w:val="56"/>
+      <w:szCs w:val="56"/>
+    </w:rPr>
+  </w:style>
+  <w:style w:type="paragraph" w:styleId="Corpsdetexte">
+    <w:name w:val="Body Text"/>
+    <w:basedOn w:val="Normal"/>
+    <w:rsid w:val="00A204FC"/>
+    <w:pPr>
+      <w:spacing w:after="140" w:line="276" w:lineRule="auto"/>
+    </w:pPr>
+  </w:style>
+  <w:style w:type="paragraph" w:styleId="Liste">
+    <w:name w:val="List"/>
+    <w:basedOn w:val="Corpsdetexte"/>
+    <w:rsid w:val="00A204FC"/>
+    <w:rPr>
+      <w:rFonts w:cs="Lucida Sans"/>
+    </w:rPr>
+  </w:style>
+  <w:style w:type="paragraph" w:styleId="Lgende">
+    <w:name w:val="caption"/>
+    <w:basedOn w:val="Normal"/>
+    <w:qFormat/>
+    <w:rsid w:val="00A204FC"/>
+    <w:pPr>
+      <w:suppressLineNumbers/>
+      <w:spacing w:before="120" w:after="120"/>
+    </w:pPr>
+    <w:rPr>
+      <w:rFonts w:cs="Lucida Sans"/>
+      <w:i/>
+      <w:iCs/>
+      <w:sz w:val="24"/>
+      <w:szCs w:val="24"/>
+    </w:rPr>
+  </w:style>
+  <w:style w:type="paragraph" w:customStyle="1" w:styleId="Index">
+    <w:name w:val="Index"/>
+    <w:basedOn w:val="Normal"/>
+    <w:qFormat/>
+    <w:rsid w:val="00A204FC"/>
+    <w:pPr>
+      <w:suppressLineNumbers/>
+    </w:pPr>
+    <w:rPr>
+      <w:rFonts w:cs="Lucida Sans"/>
+    </w:rPr>
+  </w:style>
+  <w:style w:type="paragraph" w:styleId="Sous-titre">
+    <w:name w:val="Subtitle"/>
+    <w:basedOn w:val="Normal"/>
+    <w:next w:val="Normal"/>
+    <w:link w:val="Sous-titreCar"/>
     <w:uiPriority w:val="11"/>
+    <w:qFormat/>
     <w:rsid w:val="007C4EC7"/>
     <w:rPr>
       <w:rFonts w:eastAsiaTheme="majorEastAsia" w:cstheme="majorBidi"/>
@@ -1077,18 +997,6 @@
       <w:color w:val="404040" w:themeColor="text1" w:themeTint="BF"/>
     </w:rPr>
   </w:style>
-  <w:style w:type="character" w:customStyle="1" w:styleId="CitationCar">
-    <w:name w:val="Citation Car"/>
-    <w:basedOn w:val="Policepardfaut"/>
-    <w:link w:val="Citation"/>
-    <w:uiPriority w:val="29"/>
-    <w:rsid w:val="007C4EC7"/>
-    <w:rPr>
-      <w:i/>
-      <w:iCs/>
-      <w:color w:val="404040" w:themeColor="text1" w:themeTint="BF"/>
-    </w:rPr>
-  </w:style>
   <w:style w:type="paragraph" w:styleId="Paragraphedeliste">
     <w:name w:val="List Paragraph"/>
     <w:basedOn w:val="Normal"/>
@@ -1099,18 +1007,6 @@
       <w:ind w:left="720"/>
       <w:contextualSpacing/>
     </w:pPr>
-  </w:style>
-  <w:style w:type="character" w:styleId="Accentuationintense">
-    <w:name w:val="Intense Emphasis"/>
-    <w:basedOn w:val="Policepardfaut"/>
-    <w:uiPriority w:val="21"/>
-    <w:qFormat/>
-    <w:rsid w:val="007C4EC7"/>
-    <w:rPr>
-      <w:i/>
-      <w:iCs/>
-      <w:color w:val="0F4761" w:themeColor="accent1" w:themeShade="BF"/>
-    </w:rPr>
   </w:style>
   <w:style w:type="paragraph" w:styleId="Citationintense">
     <w:name w:val="Intense Quote"/>
@@ -1135,31 +1031,11 @@
       <w:color w:val="0F4761" w:themeColor="accent1" w:themeShade="BF"/>
     </w:rPr>
   </w:style>
-  <w:style w:type="character" w:customStyle="1" w:styleId="CitationintenseCar">
-    <w:name w:val="Citation intense Car"/>
-    <w:basedOn w:val="Policepardfaut"/>
-    <w:link w:val="Citationintense"/>
-    <w:uiPriority w:val="30"/>
-    <w:rsid w:val="007C4EC7"/>
-    <w:rPr>
-      <w:i/>
-      <w:iCs/>
-      <w:color w:val="0F4761" w:themeColor="accent1" w:themeShade="BF"/>
-    </w:rPr>
-  </w:style>
-  <w:style w:type="character" w:styleId="Rfrenceintense">
-    <w:name w:val="Intense Reference"/>
-    <w:basedOn w:val="Policepardfaut"/>
-    <w:uiPriority w:val="32"/>
-    <w:qFormat/>
-    <w:rsid w:val="007C4EC7"/>
-    <w:rPr>
-      <w:b/>
-      <w:bCs/>
-      <w:smallCaps/>
-      <w:color w:val="0F4761" w:themeColor="accent1" w:themeShade="BF"/>
-      <w:spacing w:val="5"/>
-    </w:rPr>
+  <w:style w:type="paragraph" w:customStyle="1" w:styleId="En-tteetpieddepage">
+    <w:name w:val="En-tête et pied de page"/>
+    <w:basedOn w:val="Normal"/>
+    <w:qFormat/>
+    <w:rsid w:val="00A204FC"/>
   </w:style>
   <w:style w:type="paragraph" w:styleId="En-tte">
     <w:name w:val="header"/>
@@ -1176,13 +1052,6 @@
       <w:spacing w:after="0" w:line="240" w:lineRule="auto"/>
     </w:pPr>
   </w:style>
-  <w:style w:type="character" w:customStyle="1" w:styleId="En-tteCar">
-    <w:name w:val="En-tête Car"/>
-    <w:basedOn w:val="Policepardfaut"/>
-    <w:link w:val="En-tte"/>
-    <w:uiPriority w:val="99"/>
-    <w:rsid w:val="000707FF"/>
-  </w:style>
   <w:style w:type="paragraph" w:styleId="Pieddepage">
     <w:name w:val="footer"/>
     <w:basedOn w:val="Normal"/>
@@ -1198,54 +1067,96 @@
       <w:spacing w:after="0" w:line="240" w:lineRule="auto"/>
     </w:pPr>
   </w:style>
-  <w:style w:type="character" w:customStyle="1" w:styleId="PieddepageCar">
-    <w:name w:val="Pied de page Car"/>
-    <w:basedOn w:val="Policepardfaut"/>
-    <w:link w:val="Pieddepage"/>
-    <w:uiPriority w:val="99"/>
-    <w:rsid w:val="000707FF"/>
-  </w:style>
-  <w:style w:type="paragraph" w:customStyle="1" w:styleId="ipctitre1center">
-    <w:name w:val="ipc_titre_1_center"/>
-    <w:basedOn w:val="Normal"/>
-    <w:link w:val="ipctitre1centerCar"/>
-    <w:qFormat/>
-    <w:rsid w:val="009110DF"/>
-    <w:pPr>
+  <w:style w:type="paragraph" w:customStyle="1" w:styleId="ipclegende">
+    <w:name w:val="ipc_legende"/>
+    <w:basedOn w:val="Normal"/>
+    <w:link w:val="ipclegendeCar"/>
+    <w:qFormat/>
+    <w:rsid w:val="00043809"/>
+    <w:pPr>
+      <w:ind w:left="170"/>
+    </w:pPr>
+    <w:rPr>
+      <w:rFonts w:ascii="Times New Roman" w:hAnsi="Times New Roman"/>
+      <w:bCs/>
+      <w:color w:val="auto"/>
+      <w:spacing w:val="13"/>
+    </w:rPr>
+  </w:style>
+  <w:style w:type="paragraph" w:customStyle="1" w:styleId="ipctitre0">
+    <w:name w:val="ipc_titre_0"/>
+    <w:link w:val="ipctitre0Car"/>
+    <w:qFormat/>
+    <w:rsid w:val="00AE7A36"/>
+    <w:pPr>
+      <w:spacing w:after="160" w:line="259" w:lineRule="auto"/>
       <w:jc w:val="center"/>
     </w:pPr>
     <w:rPr>
-      <w:rFonts w:ascii="Times New Roman" w:hAnsi="Times New Roman"/>
+      <w:rFonts w:ascii="Times New Roman" w:eastAsia="Aptos" w:hAnsi="Times New Roman" w:cs="Arial"/>
       <w:b/>
       <w:bCs/>
       <w:color w:val="CA400A"/>
       <w:spacing w:val="13"/>
-      <w:sz w:val="28"/>
-    </w:rPr>
-  </w:style>
-  <w:style w:type="character" w:customStyle="1" w:styleId="ipctitre1centerCar">
-    <w:name w:val="ipc_titre_1_center Car"/>
-    <w:basedOn w:val="Policepardfaut"/>
-    <w:link w:val="ipctitre1center"/>
-    <w:rsid w:val="009110DF"/>
+      <w:sz w:val="20"/>
+    </w:rPr>
+  </w:style>
+  <w:style w:type="paragraph" w:customStyle="1" w:styleId="ipccorps">
+    <w:name w:val="ipc_corps"/>
+    <w:link w:val="ipccorpsCar"/>
+    <w:qFormat/>
+    <w:rsid w:val="00A809A4"/>
+    <w:pPr>
+      <w:spacing w:after="160" w:line="259" w:lineRule="auto"/>
+    </w:pPr>
     <w:rPr>
       <w:rFonts w:ascii="Times New Roman" w:hAnsi="Times New Roman"/>
+      <w:bCs/>
+      <w:spacing w:val="13"/>
+      <w:sz w:val="18"/>
+      <w:szCs w:val="24"/>
+    </w:rPr>
+  </w:style>
+  <w:style w:type="paragraph" w:customStyle="1" w:styleId="ipcpara0">
+    <w:name w:val="ipc_para_0"/>
+    <w:basedOn w:val="ipccorps"/>
+    <w:link w:val="ipcpara0Car"/>
+    <w:qFormat/>
+    <w:rsid w:val="00A809A4"/>
+    <w:rPr>
+      <w:rFonts w:eastAsia="Times New Roman" w:cs="Times New Roman"/>
       <w:b/>
-      <w:bCs/>
-      <w:color w:val="CA400A"/>
-      <w:spacing w:val="13"/>
-      <w:sz w:val="28"/>
-    </w:rPr>
+      <w:color w:val="8D4354"/>
+      <w:spacing w:val="0"/>
+      <w:kern w:val="0"/>
+      <w:sz w:val="22"/>
+    </w:rPr>
+  </w:style>
+  <w:style w:type="paragraph" w:customStyle="1" w:styleId="ipclegendetableau">
+    <w:name w:val="ipc_legende_tableau"/>
+    <w:basedOn w:val="ipcpara0"/>
+    <w:link w:val="ipclegendetableauCar"/>
+    <w:qFormat/>
+    <w:rsid w:val="00A14A34"/>
+    <w:rPr>
+      <w:sz w:val="16"/>
+    </w:rPr>
+  </w:style>
+  <w:style w:type="numbering" w:customStyle="1" w:styleId="Pasdeliste">
+    <w:name w:val="Pas de liste"/>
+    <w:uiPriority w:val="99"/>
+    <w:semiHidden/>
+    <w:unhideWhenUsed/>
+    <w:qFormat/>
+    <w:rsid w:val="00A204FC"/>
   </w:style>
   <w:style w:type="table" w:styleId="Grilledutableau">
     <w:name w:val="Table Grid"/>
     <w:basedOn w:val="TableauNormal"/>
     <w:uiPriority w:val="39"/>
     <w:rsid w:val="008868E3"/>
-    <w:pPr>
-      <w:spacing w:after="0" w:line="240" w:lineRule="auto"/>
-    </w:pPr>
     <w:tblPr>
+      <w:tblInd w:w="0" w:type="dxa"/>
       <w:tblBorders>
         <w:top w:val="single" w:sz="4" w:space="0" w:color="auto"/>
         <w:left w:val="single" w:sz="4" w:space="0" w:color="auto"/>
@@ -1254,27 +1165,37 @@
         <w:insideH w:val="single" w:sz="4" w:space="0" w:color="auto"/>
         <w:insideV w:val="single" w:sz="4" w:space="0" w:color="auto"/>
       </w:tblBorders>
+      <w:tblCellMar>
+        <w:top w:w="0" w:type="dxa"/>
+        <w:left w:w="108" w:type="dxa"/>
+        <w:bottom w:w="0" w:type="dxa"/>
+        <w:right w:w="108" w:type="dxa"/>
+      </w:tblCellMar>
     </w:tblPr>
   </w:style>
-  <w:style w:type="table" w:styleId="Tableausimple1">
+  <w:style w:type="table" w:customStyle="1" w:styleId="PlainTable1">
     <w:name w:val="Plain Table 1"/>
     <w:basedOn w:val="TableauNormal"/>
     <w:uiPriority w:val="41"/>
     <w:rsid w:val="008868E3"/>
-    <w:pPr>
-      <w:spacing w:after="0" w:line="240" w:lineRule="auto"/>
-    </w:pPr>
     <w:tblPr>
       <w:tblStyleRowBandSize w:val="1"/>
       <w:tblStyleColBandSize w:val="1"/>
+      <w:tblInd w:w="0" w:type="dxa"/>
       <w:tblBorders>
-        <w:top w:val="single" w:sz="4" w:space="0" w:color="BFBFBF" w:themeColor="background1" w:themeShade="BF"/>
-        <w:left w:val="single" w:sz="4" w:space="0" w:color="BFBFBF" w:themeColor="background1" w:themeShade="BF"/>
-        <w:bottom w:val="single" w:sz="4" w:space="0" w:color="BFBFBF" w:themeColor="background1" w:themeShade="BF"/>
-        <w:right w:val="single" w:sz="4" w:space="0" w:color="BFBFBF" w:themeColor="background1" w:themeShade="BF"/>
-        <w:insideH w:val="single" w:sz="4" w:space="0" w:color="BFBFBF" w:themeColor="background1" w:themeShade="BF"/>
-        <w:insideV w:val="single" w:sz="4" w:space="0" w:color="BFBFBF" w:themeColor="background1" w:themeShade="BF"/>
+        <w:top w:val="single" w:sz="4" w:space="0" w:color="FFFFFF" w:themeColor="background1"/>
+        <w:left w:val="single" w:sz="4" w:space="0" w:color="FFFFFF" w:themeColor="background1"/>
+        <w:bottom w:val="single" w:sz="4" w:space="0" w:color="FFFFFF" w:themeColor="background1"/>
+        <w:right w:val="single" w:sz="4" w:space="0" w:color="FFFFFF" w:themeColor="background1"/>
+        <w:insideH w:val="single" w:sz="4" w:space="0" w:color="FFFFFF" w:themeColor="background1"/>
+        <w:insideV w:val="single" w:sz="4" w:space="0" w:color="FFFFFF" w:themeColor="background1"/>
       </w:tblBorders>
+      <w:tblCellMar>
+        <w:top w:w="0" w:type="dxa"/>
+        <w:left w:w="108" w:type="dxa"/>
+        <w:bottom w:w="0" w:type="dxa"/>
+        <w:right w:w="108" w:type="dxa"/>
+      </w:tblCellMar>
     </w:tblPr>
     <w:tblStylePr w:type="firstRow">
       <w:rPr>
@@ -1290,7 +1211,7 @@
       <w:tblPr/>
       <w:tcPr>
         <w:tcBorders>
-          <w:top w:val="double" w:sz="4" w:space="0" w:color="BFBFBF" w:themeColor="background1" w:themeShade="BF"/>
+          <w:top w:val="double" w:sz="4" w:space="0" w:color="FFFFFF" w:themeColor="background1"/>
         </w:tcBorders>
       </w:tcPr>
     </w:tblStylePr>
@@ -1324,123 +1245,40 @@
     <w:basedOn w:val="TableauNormal"/>
     <w:uiPriority w:val="99"/>
     <w:rsid w:val="006734DB"/>
-    <w:pPr>
-      <w:spacing w:after="0" w:line="240" w:lineRule="auto"/>
-    </w:pPr>
-    <w:rPr>
-      <w:rFonts w:ascii="Times New Roman" w:hAnsi="Times New Roman"/>
+    <w:rPr>
       <w:b/>
-      <w:color w:val="EE0000"/>
       <w:sz w:val="32"/>
     </w:rPr>
     <w:tblPr>
+      <w:tblInd w:w="0" w:type="dxa"/>
       <w:tblBorders>
         <w:top w:val="thinThickSmallGap" w:sz="24" w:space="0" w:color="C00000"/>
         <w:bottom w:val="thinThickSmallGap" w:sz="24" w:space="0" w:color="C00000"/>
         <w:insideH w:val="thinThickSmallGap" w:sz="24" w:space="0" w:color="C00000"/>
       </w:tblBorders>
+      <w:tblCellMar>
+        <w:top w:w="0" w:type="dxa"/>
+        <w:left w:w="108" w:type="dxa"/>
+        <w:bottom w:w="0" w:type="dxa"/>
+        <w:right w:w="108" w:type="dxa"/>
+      </w:tblCellMar>
     </w:tblPr>
   </w:style>
-  <w:style w:type="paragraph" w:customStyle="1" w:styleId="ipctitre0">
-    <w:name w:val="ipc_titre_0"/>
-    <w:link w:val="ipctitre0Car"/>
-    <w:qFormat/>
-    <w:rsid w:val="00A77669"/>
-    <w:rPr>
-      <w:rFonts w:ascii="Times New Roman" w:hAnsi="Times New Roman"/>
-      <w:b/>
-      <w:bCs/>
-      <w:color w:val="CA400A"/>
-      <w:spacing w:val="13"/>
-      <w:sz w:val="32"/>
-    </w:rPr>
-  </w:style>
-  <w:style w:type="character" w:customStyle="1" w:styleId="ipctitre0Car">
-    <w:name w:val="ipc_titre_0 Car"/>
-    <w:basedOn w:val="ipctitre1centerCar"/>
-    <w:link w:val="ipctitre0"/>
-    <w:rsid w:val="00A77669"/>
-    <w:rPr>
-      <w:rFonts w:ascii="Times New Roman" w:hAnsi="Times New Roman"/>
-      <w:b/>
-      <w:bCs/>
-      <w:color w:val="CA400A"/>
-      <w:spacing w:val="13"/>
-      <w:sz w:val="32"/>
-    </w:rPr>
-  </w:style>
-  <w:style w:type="paragraph" w:customStyle="1" w:styleId="ipccorps">
-    <w:name w:val="ipc_corps"/>
-    <w:link w:val="ipccorpsCar"/>
-    <w:qFormat/>
-    <w:rsid w:val="00AF1AC6"/>
-    <w:rPr>
-      <w:rFonts w:ascii="Times New Roman" w:hAnsi="Times New Roman"/>
-      <w:bCs/>
-      <w:spacing w:val="13"/>
-      <w:sz w:val="21"/>
-      <w:szCs w:val="24"/>
-    </w:rPr>
-  </w:style>
-  <w:style w:type="character" w:customStyle="1" w:styleId="ipccorpsCar">
-    <w:name w:val="ipc_corps Car"/>
-    <w:basedOn w:val="ipctitre0Car"/>
-    <w:link w:val="ipccorps"/>
-    <w:rsid w:val="00AF1AC6"/>
-    <w:rPr>
-      <w:rFonts w:ascii="Times New Roman" w:hAnsi="Times New Roman"/>
-      <w:b w:val="0"/>
-      <w:bCs/>
-      <w:color w:val="CA400A"/>
-      <w:spacing w:val="13"/>
-      <w:sz w:val="21"/>
-      <w:szCs w:val="24"/>
-    </w:rPr>
-  </w:style>
-  <w:style w:type="paragraph" w:customStyle="1" w:styleId="ipcpara0">
-    <w:name w:val="ipc_para_0"/>
-    <w:basedOn w:val="ipccorps"/>
-    <w:link w:val="ipcpara0Car"/>
-    <w:qFormat/>
-    <w:rsid w:val="0028069C"/>
-    <w:rPr>
-      <w:rFonts w:eastAsia="Times New Roman" w:cs="Times New Roman"/>
-      <w:b/>
-      <w:color w:val="8D4354"/>
-      <w:spacing w:val="0"/>
-      <w:kern w:val="0"/>
-      <w:sz w:val="24"/>
-      <w14:ligatures w14:val="none"/>
-    </w:rPr>
-  </w:style>
-  <w:style w:type="character" w:customStyle="1" w:styleId="ipcpara0Car">
-    <w:name w:val="ipc_para_0 Car"/>
-    <w:basedOn w:val="ipccorpsCar"/>
-    <w:link w:val="ipcpara0"/>
-    <w:rsid w:val="0028069C"/>
-    <w:rPr>
-      <w:rFonts w:ascii="Times New Roman" w:eastAsia="Times New Roman" w:hAnsi="Times New Roman" w:cs="Times New Roman"/>
-      <w:b/>
-      <w:bCs/>
-      <w:color w:val="8D4354"/>
-      <w:spacing w:val="13"/>
-      <w:kern w:val="0"/>
-      <w:sz w:val="24"/>
-      <w:szCs w:val="24"/>
-      <w14:ligatures w14:val="none"/>
-    </w:rPr>
-  </w:style>
-  <w:style w:type="table" w:styleId="Tableausimple3">
+  <w:style w:type="table" w:customStyle="1" w:styleId="PlainTable3">
     <w:name w:val="Plain Table 3"/>
     <w:basedOn w:val="TableauNormal"/>
     <w:uiPriority w:val="43"/>
     <w:rsid w:val="00333D65"/>
-    <w:pPr>
-      <w:spacing w:after="0" w:line="240" w:lineRule="auto"/>
-    </w:pPr>
     <w:tblPr>
       <w:tblStyleRowBandSize w:val="1"/>
       <w:tblStyleColBandSize w:val="1"/>
+      <w:tblInd w:w="0" w:type="dxa"/>
+      <w:tblCellMar>
+        <w:top w:w="0" w:type="dxa"/>
+        <w:left w:w="108" w:type="dxa"/>
+        <w:bottom w:w="0" w:type="dxa"/>
+        <w:right w:w="108" w:type="dxa"/>
+      </w:tblCellMar>
     </w:tblPr>
     <w:tblStylePr w:type="firstRow">
       <w:rPr>
@@ -1451,7 +1289,7 @@
       <w:tblPr/>
       <w:tcPr>
         <w:tcBorders>
-          <w:bottom w:val="single" w:sz="4" w:space="0" w:color="7F7F7F" w:themeColor="text1" w:themeTint="80"/>
+          <w:bottom w:val="single" w:sz="4" w:space="0" w:color="000000" w:themeColor="text1"/>
         </w:tcBorders>
       </w:tcPr>
     </w:tblStylePr>
@@ -1477,7 +1315,7 @@
       <w:tblPr/>
       <w:tcPr>
         <w:tcBorders>
-          <w:right w:val="single" w:sz="4" w:space="0" w:color="7F7F7F" w:themeColor="text1" w:themeTint="80"/>
+          <w:right w:val="single" w:sz="4" w:space="0" w:color="000000" w:themeColor="text1"/>
         </w:tcBorders>
       </w:tcPr>
     </w:tblStylePr>
@@ -1523,17 +1361,21 @@
       </w:tcPr>
     </w:tblStylePr>
   </w:style>
-  <w:style w:type="table" w:styleId="Tableausimple4">
+  <w:style w:type="table" w:customStyle="1" w:styleId="PlainTable4">
     <w:name w:val="Plain Table 4"/>
     <w:basedOn w:val="TableauNormal"/>
     <w:uiPriority w:val="44"/>
     <w:rsid w:val="00333D65"/>
-    <w:pPr>
-      <w:spacing w:after="0" w:line="240" w:lineRule="auto"/>
-    </w:pPr>
     <w:tblPr>
       <w:tblStyleRowBandSize w:val="1"/>
       <w:tblStyleColBandSize w:val="1"/>
+      <w:tblInd w:w="0" w:type="dxa"/>
+      <w:tblCellMar>
+        <w:top w:w="0" w:type="dxa"/>
+        <w:left w:w="108" w:type="dxa"/>
+        <w:bottom w:w="0" w:type="dxa"/>
+        <w:right w:w="108" w:type="dxa"/>
+      </w:tblCellMar>
     </w:tblPr>
     <w:tblStylePr w:type="firstRow">
       <w:rPr>
@@ -1572,17 +1414,15 @@
       </w:tcPr>
     </w:tblStylePr>
   </w:style>
-  <w:style w:type="table" w:styleId="TableauGrille4">
+  <w:style w:type="table" w:customStyle="1" w:styleId="GridTable4">
     <w:name w:val="Grid Table 4"/>
     <w:basedOn w:val="TableauNormal"/>
     <w:uiPriority w:val="49"/>
     <w:rsid w:val="00333D65"/>
-    <w:pPr>
-      <w:spacing w:after="0" w:line="240" w:lineRule="auto"/>
-    </w:pPr>
     <w:tblPr>
       <w:tblStyleRowBandSize w:val="1"/>
       <w:tblStyleColBandSize w:val="1"/>
+      <w:tblInd w:w="0" w:type="dxa"/>
       <w:tblBorders>
         <w:top w:val="single" w:sz="4" w:space="0" w:color="666666" w:themeColor="text1" w:themeTint="99"/>
         <w:left w:val="single" w:sz="4" w:space="0" w:color="666666" w:themeColor="text1" w:themeTint="99"/>
@@ -1591,6 +1431,12 @@
         <w:insideH w:val="single" w:sz="4" w:space="0" w:color="666666" w:themeColor="text1" w:themeTint="99"/>
         <w:insideV w:val="single" w:sz="4" w:space="0" w:color="666666" w:themeColor="text1" w:themeTint="99"/>
       </w:tblBorders>
+      <w:tblCellMar>
+        <w:top w:w="0" w:type="dxa"/>
+        <w:left w:w="108" w:type="dxa"/>
+        <w:bottom w:w="0" w:type="dxa"/>
+        <w:right w:w="108" w:type="dxa"/>
+      </w:tblCellMar>
     </w:tblPr>
     <w:tblStylePr w:type="firstRow">
       <w:rPr>
@@ -1654,14 +1500,13 @@
     <w:uiPriority w:val="99"/>
     <w:rsid w:val="00333D65"/>
     <w:pPr>
-      <w:spacing w:after="0" w:line="240" w:lineRule="auto"/>
       <w:jc w:val="center"/>
     </w:pPr>
     <w:rPr>
-      <w:rFonts w:ascii="Times New Roman" w:hAnsi="Times New Roman"/>
       <w:sz w:val="24"/>
     </w:rPr>
     <w:tblPr>
+      <w:tblInd w:w="0" w:type="dxa"/>
       <w:tblBorders>
         <w:top w:val="single" w:sz="8" w:space="0" w:color="000000" w:themeColor="text1"/>
         <w:left w:val="single" w:sz="8" w:space="0" w:color="000000" w:themeColor="text1"/>
@@ -1670,10 +1515,65 @@
         <w:insideH w:val="single" w:sz="8" w:space="0" w:color="000000" w:themeColor="text1"/>
         <w:insideV w:val="single" w:sz="8" w:space="0" w:color="000000" w:themeColor="text1"/>
       </w:tblBorders>
+      <w:tblCellMar>
+        <w:top w:w="0" w:type="dxa"/>
+        <w:left w:w="108" w:type="dxa"/>
+        <w:bottom w:w="0" w:type="dxa"/>
+        <w:right w:w="108" w:type="dxa"/>
+      </w:tblCellMar>
     </w:tblPr>
     <w:tcPr>
       <w:shd w:val="clear" w:color="auto" w:fill="E8E8E8" w:themeFill="background2"/>
     </w:tcPr>
+  </w:style>
+  <w:style w:type="paragraph" w:customStyle="1" w:styleId="ipcpiedpage">
+    <w:name w:val="ipc_pied_page"/>
+    <w:basedOn w:val="En-tteetpieddepage"/>
+    <w:link w:val="ipcpiedpageCar"/>
+    <w:qFormat/>
+    <w:rsid w:val="00B876B3"/>
+    <w:pPr>
+      <w:jc w:val="center"/>
+    </w:pPr>
+    <w:rPr>
+      <w:color w:val="auto"/>
+      <w:lang w:bidi="ar-MA"/>
+    </w:rPr>
+  </w:style>
+  <w:style w:type="character" w:customStyle="1" w:styleId="ipcpiedpageCar">
+    <w:name w:val="ipc_pied_page Car"/>
+    <w:basedOn w:val="Policepardfaut"/>
+    <w:link w:val="ipcpiedpage"/>
+    <w:rsid w:val="00B876B3"/>
+    <w:rPr>
+      <w:rFonts w:asciiTheme="majorBidi" w:eastAsia="Aptos" w:hAnsiTheme="majorBidi" w:cs="Arial"/>
+      <w:b/>
+      <w:sz w:val="16"/>
+      <w:lang w:bidi="ar-MA"/>
+    </w:rPr>
+  </w:style>
+  <w:style w:type="paragraph" w:customStyle="1" w:styleId="ipcpiedpageinline">
+    <w:name w:val="ipc_pied_page_inline"/>
+    <w:basedOn w:val="ipcpiedpage"/>
+    <w:link w:val="ipcpiedpageinlineCar"/>
+    <w:qFormat/>
+    <w:rsid w:val="00160C25"/>
+    <w:pPr>
+      <w:spacing w:after="0" w:line="240" w:lineRule="auto"/>
+    </w:pPr>
+    <w:rPr>
+      <w:u w:val="single"/>
+    </w:rPr>
+  </w:style>
+  <w:style w:type="character" w:customStyle="1" w:styleId="ipcpiedpageinlineCar">
+    <w:name w:val="ipc_pied_page_inline Car"/>
+    <w:basedOn w:val="ipcpiedpageCar"/>
+    <w:link w:val="ipcpiedpageinline"/>
+    <w:rsid w:val="00160C25"/>
+    <w:rPr>
+      <w:b/>
+      <w:u w:val="single"/>
+    </w:rPr>
   </w:style>
 </w:styles>
 </file>
@@ -1683,10 +1583,10 @@
   <a:themeElements>
     <a:clrScheme name="Office">
       <a:dk1>
-        <a:sysClr val="windowText" lastClr="000000"/>
+        <a:srgbClr val="000000"/>
       </a:dk1>
       <a:lt1>
-        <a:sysClr val="window" lastClr="FFFFFF"/>
+        <a:srgbClr val="FFFFFF"/>
       </a:lt1>
       <a:dk2>
         <a:srgbClr val="0E2841"/>
@@ -1721,153 +1621,55 @@
     </a:clrScheme>
     <a:fontScheme name="Office">
       <a:majorFont>
-        <a:latin typeface="Aptos Display" panose="02110004020202020204"/>
+        <a:latin typeface="Aptos Display"/>
         <a:ea typeface=""/>
         <a:cs typeface=""/>
-        <a:font script="Jpan" typeface="游ゴシック Light"/>
-        <a:font script="Hang" typeface="맑은 고딕"/>
-        <a:font script="Hans" typeface="等线 Light"/>
-        <a:font script="Hant" typeface="新細明體"/>
-        <a:font script="Arab" typeface="Times New Roman"/>
-        <a:font script="Hebr" typeface="Times New Roman"/>
-        <a:font script="Thai" typeface="Angsana New"/>
-        <a:font script="Ethi" typeface="Nyala"/>
-        <a:font script="Beng" typeface="Vrinda"/>
-        <a:font script="Gujr" typeface="Shruti"/>
-        <a:font script="Khmr" typeface="MoolBoran"/>
-        <a:font script="Knda" typeface="Tunga"/>
-        <a:font script="Guru" typeface="Raavi"/>
-        <a:font script="Cans" typeface="Euphemia"/>
-        <a:font script="Cher" typeface="Plantagenet Cherokee"/>
-        <a:font script="Yiii" typeface="Microsoft Yi Baiti"/>
-        <a:font script="Tibt" typeface="Microsoft Himalaya"/>
-        <a:font script="Thaa" typeface="MV Boli"/>
-        <a:font script="Deva" typeface="Mangal"/>
-        <a:font script="Telu" typeface="Gautami"/>
-        <a:font script="Taml" typeface="Latha"/>
-        <a:font script="Syrc" typeface="Estrangelo Edessa"/>
-        <a:font script="Orya" typeface="Kalinga"/>
-        <a:font script="Mlym" typeface="Kartika"/>
-        <a:font script="Laoo" typeface="DokChampa"/>
-        <a:font script="Sinh" typeface="Iskoola Pota"/>
-        <a:font script="Mong" typeface="Mongolian Baiti"/>
-        <a:font script="Viet" typeface="Times New Roman"/>
-        <a:font script="Uigh" typeface="Microsoft Uighur"/>
-        <a:font script="Geor" typeface="Sylfaen"/>
-        <a:font script="Armn" typeface="Arial"/>
-        <a:font script="Bugi" typeface="Leelawadee UI"/>
-        <a:font script="Bopo" typeface="Microsoft JhengHei"/>
-        <a:font script="Java" typeface="Javanese Text"/>
-        <a:font script="Lisu" typeface="Segoe UI"/>
-        <a:font script="Mymr" typeface="Myanmar Text"/>
-        <a:font script="Nkoo" typeface="Ebrima"/>
-        <a:font script="Olck" typeface="Nirmala UI"/>
-        <a:font script="Osma" typeface="Ebrima"/>
-        <a:font script="Phag" typeface="Phagspa"/>
-        <a:font script="Syrn" typeface="Estrangelo Edessa"/>
-        <a:font script="Syrj" typeface="Estrangelo Edessa"/>
-        <a:font script="Syre" typeface="Estrangelo Edessa"/>
-        <a:font script="Sora" typeface="Nirmala UI"/>
-        <a:font script="Tale" typeface="Microsoft Tai Le"/>
-        <a:font script="Talu" typeface="Microsoft New Tai Lue"/>
-        <a:font script="Tfng" typeface="Ebrima"/>
       </a:majorFont>
       <a:minorFont>
-        <a:latin typeface="Aptos" panose="02110004020202020204"/>
+        <a:latin typeface="Aptos"/>
         <a:ea typeface=""/>
         <a:cs typeface=""/>
-        <a:font script="Jpan" typeface="游ゴシック"/>
-        <a:font script="Hang" typeface="맑은 고딕"/>
-        <a:font script="Hans" typeface="等线"/>
-        <a:font script="Hant" typeface="新細明體"/>
-        <a:font script="Arab" typeface="Arial"/>
-        <a:font script="Hebr" typeface="Arial"/>
-        <a:font script="Thai" typeface="Cordia New"/>
-        <a:font script="Ethi" typeface="Nyala"/>
-        <a:font script="Beng" typeface="Vrinda"/>
-        <a:font script="Gujr" typeface="Shruti"/>
-        <a:font script="Khmr" typeface="DaunPenh"/>
-        <a:font script="Knda" typeface="Tunga"/>
-        <a:font script="Guru" typeface="Raavi"/>
-        <a:font script="Cans" typeface="Euphemia"/>
-        <a:font script="Cher" typeface="Plantagenet Cherokee"/>
-        <a:font script="Yiii" typeface="Microsoft Yi Baiti"/>
-        <a:font script="Tibt" typeface="Microsoft Himalaya"/>
-        <a:font script="Thaa" typeface="MV Boli"/>
-        <a:font script="Deva" typeface="Mangal"/>
-        <a:font script="Telu" typeface="Gautami"/>
-        <a:font script="Taml" typeface="Latha"/>
-        <a:font script="Syrc" typeface="Estrangelo Edessa"/>
-        <a:font script="Orya" typeface="Kalinga"/>
-        <a:font script="Mlym" typeface="Kartika"/>
-        <a:font script="Laoo" typeface="DokChampa"/>
-        <a:font script="Sinh" typeface="Iskoola Pota"/>
-        <a:font script="Mong" typeface="Mongolian Baiti"/>
-        <a:font script="Viet" typeface="Arial"/>
-        <a:font script="Uigh" typeface="Microsoft Uighur"/>
-        <a:font script="Geor" typeface="Sylfaen"/>
-        <a:font script="Armn" typeface="Arial"/>
-        <a:font script="Bugi" typeface="Leelawadee UI"/>
-        <a:font script="Bopo" typeface="Microsoft JhengHei"/>
-        <a:font script="Java" typeface="Javanese Text"/>
-        <a:font script="Lisu" typeface="Segoe UI"/>
-        <a:font script="Mymr" typeface="Myanmar Text"/>
-        <a:font script="Nkoo" typeface="Ebrima"/>
-        <a:font script="Olck" typeface="Nirmala UI"/>
-        <a:font script="Osma" typeface="Ebrima"/>
-        <a:font script="Phag" typeface="Phagspa"/>
-        <a:font script="Syrn" typeface="Estrangelo Edessa"/>
-        <a:font script="Syrj" typeface="Estrangelo Edessa"/>
-        <a:font script="Syre" typeface="Estrangelo Edessa"/>
-        <a:font script="Sora" typeface="Nirmala UI"/>
-        <a:font script="Tale" typeface="Microsoft Tai Le"/>
-        <a:font script="Talu" typeface="Microsoft New Tai Lue"/>
-        <a:font script="Tfng" typeface="Ebrima"/>
       </a:minorFont>
     </a:fontScheme>
-    <a:fmtScheme name="Office">
+    <a:fmtScheme>
       <a:fillStyleLst>
         <a:solidFill>
           <a:schemeClr val="phClr"/>
         </a:solidFill>
-        <a:gradFill rotWithShape="1">
+        <a:gradFill>
           <a:gsLst>
             <a:gs pos="0">
               <a:schemeClr val="phClr">
                 <a:lumMod val="110000"/>
-                <a:satMod val="105000"/>
                 <a:tint val="67000"/>
               </a:schemeClr>
             </a:gs>
             <a:gs pos="50000">
               <a:schemeClr val="phClr">
                 <a:lumMod val="105000"/>
-                <a:satMod val="103000"/>
                 <a:tint val="73000"/>
               </a:schemeClr>
             </a:gs>
             <a:gs pos="100000">
               <a:schemeClr val="phClr">
                 <a:lumMod val="105000"/>
-                <a:satMod val="109000"/>
                 <a:tint val="81000"/>
               </a:schemeClr>
             </a:gs>
           </a:gsLst>
           <a:lin ang="5400000" scaled="0"/>
+          <a:tileRect/>
         </a:gradFill>
-        <a:gradFill rotWithShape="1">
+        <a:gradFill>
           <a:gsLst>
             <a:gs pos="0">
               <a:schemeClr val="phClr">
-                <a:satMod val="103000"/>
                 <a:lumMod val="102000"/>
                 <a:tint val="94000"/>
               </a:schemeClr>
             </a:gs>
             <a:gs pos="50000">
               <a:schemeClr val="phClr">
-                <a:satMod val="110000"/>
                 <a:lumMod val="100000"/>
                 <a:shade val="100000"/>
               </a:schemeClr>
@@ -1875,33 +1677,24 @@
             <a:gs pos="100000">
               <a:schemeClr val="phClr">
                 <a:lumMod val="99000"/>
-                <a:satMod val="120000"/>
                 <a:shade val="78000"/>
               </a:schemeClr>
             </a:gs>
           </a:gsLst>
           <a:lin ang="5400000" scaled="0"/>
+          <a:tileRect/>
         </a:gradFill>
       </a:fillStyleLst>
       <a:lnStyleLst>
         <a:ln w="6350" cap="flat" cmpd="sng" algn="ctr">
-          <a:solidFill>
-            <a:schemeClr val="phClr"/>
-          </a:solidFill>
           <a:prstDash val="solid"/>
           <a:miter lim="800000"/>
         </a:ln>
         <a:ln w="12700" cap="flat" cmpd="sng" algn="ctr">
-          <a:solidFill>
-            <a:schemeClr val="phClr"/>
-          </a:solidFill>
           <a:prstDash val="solid"/>
           <a:miter lim="800000"/>
         </a:ln>
         <a:ln w="19050" cap="flat" cmpd="sng" algn="ctr">
-          <a:solidFill>
-            <a:schemeClr val="phClr"/>
-          </a:solidFill>
           <a:prstDash val="solid"/>
           <a:miter lim="800000"/>
         </a:ln>
@@ -1914,13 +1707,7 @@
           <a:effectLst/>
         </a:effectStyle>
         <a:effectStyle>
-          <a:effectLst>
-            <a:outerShdw blurRad="57150" dist="19050" dir="5400000" algn="ctr" rotWithShape="0">
-              <a:srgbClr val="000000">
-                <a:alpha val="63000"/>
-              </a:srgbClr>
-            </a:outerShdw>
-          </a:effectLst>
+          <a:effectLst/>
         </a:effectStyle>
       </a:effectStyleLst>
       <a:bgFillStyleLst>
@@ -1930,15 +1717,13 @@
         <a:solidFill>
           <a:schemeClr val="phClr">
             <a:tint val="95000"/>
-            <a:satMod val="170000"/>
           </a:schemeClr>
         </a:solidFill>
-        <a:gradFill rotWithShape="1">
+        <a:gradFill>
           <a:gsLst>
             <a:gs pos="0">
               <a:schemeClr val="phClr">
                 <a:tint val="93000"/>
-                <a:satMod val="150000"/>
                 <a:shade val="98000"/>
                 <a:lumMod val="102000"/>
               </a:schemeClr>
@@ -1946,7 +1731,6 @@
             <a:gs pos="50000">
               <a:schemeClr val="phClr">
                 <a:tint val="98000"/>
-                <a:satMod val="130000"/>
                 <a:shade val="90000"/>
                 <a:lumMod val="103000"/>
               </a:schemeClr>
@@ -1954,22 +1738,17 @@
             <a:gs pos="100000">
               <a:schemeClr val="phClr">
                 <a:shade val="63000"/>
-                <a:satMod val="120000"/>
               </a:schemeClr>
             </a:gs>
           </a:gsLst>
           <a:lin ang="5400000" scaled="0"/>
+          <a:tileRect/>
         </a:gradFill>
       </a:bgFillStyleLst>
     </a:fmtScheme>
   </a:themeElements>
   <a:objectDefaults/>
   <a:extraClrSchemeLst/>
-  <a:extLst>
-    <a:ext uri="{05A4C25C-085E-4340-85A3-A5531E510DB2}">
-      <thm15:themeFamily xmlns:thm15="http://schemas.microsoft.com/office/thememl/2012/main" name="Office Theme" id="{62F939B6-93AF-4DB8-9C6B-D6C7DFDC589F}" vid="{4A3C46E8-61CC-4603-A589-7422A47A8E4A}"/>
-    </a:ext>
-  </a:extLst>
 </a:theme>
 </file>
 
@@ -1978,7 +1757,7 @@
 </file>
 
 <file path=customXml/itemProps1.xml><?xml version="1.0" encoding="utf-8"?>
-<ds:datastoreItem xmlns:ds="http://schemas.openxmlformats.org/officeDocument/2006/customXml" ds:itemID="{96682D8D-745A-475D-B645-8C0DACDD6524}">
+<ds:datastoreItem xmlns:ds="http://schemas.openxmlformats.org/officeDocument/2006/customXml" ds:itemID="{58988EBD-EF22-4414-B907-BB49ECDDCEE1}">
   <ds:schemaRefs>
     <ds:schemaRef ds:uri="http://schemas.openxmlformats.org/officeDocument/2006/bibliography"/>
   </ds:schemaRefs>
